--- a/DAY_29 Machine Learning Pipelines A-Z/Machine Learning Pipelines Hand-written Notes.docx
+++ b/DAY_29 Machine Learning Pipelines A-Z/Machine Learning Pipelines Hand-written Notes.docx
@@ -155,7 +155,27 @@
         <w:rPr>
           <w:rFonts w:ascii="Patrick Hand" w:hAnsi="Patrick Hand"/>
         </w:rPr>
-        <w:t>With the help of pipeline we can chain the multiple steps.</w:t>
+        <w:t xml:space="preserve">With the help of </w:t>
+      </w:r>
+      <w:proofErr w:type="gramStart"/>
+      <w:r>
+        <w:rPr>
+          <w:rFonts w:ascii="Patrick Hand" w:hAnsi="Patrick Hand"/>
+        </w:rPr>
+        <w:t>pipeline</w:t>
+      </w:r>
+      <w:r>
+        <w:rPr>
+          <w:rFonts w:ascii="Patrick Hand" w:hAnsi="Patrick Hand"/>
+        </w:rPr>
+        <w:t>s</w:t>
+      </w:r>
+      <w:proofErr w:type="gramEnd"/>
+      <w:r>
+        <w:rPr>
+          <w:rFonts w:ascii="Patrick Hand" w:hAnsi="Patrick Hand"/>
+        </w:rPr>
+        <w:t xml:space="preserve"> we can chain the multiple steps.</w:t>
       </w:r>
     </w:p>
     <w:p>
@@ -994,7 +1014,33 @@
         <w:rPr>
           <w:rFonts w:ascii="Patrick Hand" w:hAnsi="Patrick Hand"/>
         </w:rPr>
-        <w:t xml:space="preserve">Suppose we have to create ML model ant for that we have data. The data has many null values, categorical data. First we will handle null values then categorical </w:t>
+        <w:t>Suppose we have to create ML model an</w:t>
+      </w:r>
+      <w:r>
+        <w:rPr>
+          <w:rFonts w:ascii="Patrick Hand" w:hAnsi="Patrick Hand"/>
+        </w:rPr>
+        <w:t>d</w:t>
+      </w:r>
+      <w:r>
+        <w:rPr>
+          <w:rFonts w:ascii="Patrick Hand" w:hAnsi="Patrick Hand"/>
+        </w:rPr>
+        <w:t xml:space="preserve"> for that we have data. The data has many null values, categorical data. </w:t>
+      </w:r>
+      <w:proofErr w:type="gramStart"/>
+      <w:r>
+        <w:rPr>
+          <w:rFonts w:ascii="Patrick Hand" w:hAnsi="Patrick Hand"/>
+        </w:rPr>
+        <w:t>First</w:t>
+      </w:r>
+      <w:proofErr w:type="gramEnd"/>
+      <w:r>
+        <w:rPr>
+          <w:rFonts w:ascii="Patrick Hand" w:hAnsi="Patrick Hand"/>
+        </w:rPr>
+        <w:t xml:space="preserve"> we will handle null values then categorical </w:t>
       </w:r>
       <w:r>
         <w:rPr>
@@ -1040,7 +1086,7 @@
         <w:rPr>
           <w:rFonts w:ascii="Patrick Hand" w:hAnsi="Patrick Hand"/>
         </w:rPr>
-        <w:t>We got a question like if I do it individually or  through Pipeline what’s the change?</w:t>
+        <w:t>We got a question like if I do it individually or through Pipeline what’s the change?</w:t>
       </w:r>
     </w:p>
     <w:p>
@@ -1121,11 +1167,33 @@
           </mc:Fallback>
         </mc:AlternateContent>
       </w:r>
-      <w:r>
-        <w:rPr>
-          <w:rFonts w:ascii="Patrick Hand" w:hAnsi="Patrick Hand"/>
-        </w:rPr>
-        <w:t>So answer is , pipeline makes it easy to apply the same preprocessing to train and test.</w:t>
+      <w:proofErr w:type="gramStart"/>
+      <w:r>
+        <w:rPr>
+          <w:rFonts w:ascii="Patrick Hand" w:hAnsi="Patrick Hand"/>
+        </w:rPr>
+        <w:t>So</w:t>
+      </w:r>
+      <w:proofErr w:type="gramEnd"/>
+      <w:r>
+        <w:rPr>
+          <w:rFonts w:ascii="Patrick Hand" w:hAnsi="Patrick Hand"/>
+        </w:rPr>
+        <w:t xml:space="preserve"> answer </w:t>
+      </w:r>
+      <w:proofErr w:type="gramStart"/>
+      <w:r>
+        <w:rPr>
+          <w:rFonts w:ascii="Patrick Hand" w:hAnsi="Patrick Hand"/>
+        </w:rPr>
+        <w:t>is ,</w:t>
+      </w:r>
+      <w:proofErr w:type="gramEnd"/>
+      <w:r>
+        <w:rPr>
+          <w:rFonts w:ascii="Patrick Hand" w:hAnsi="Patrick Hand"/>
+        </w:rPr>
+        <w:t xml:space="preserve"> pipeline makes it easy to apply the same preprocessing to train and test.</w:t>
       </w:r>
     </w:p>
     <w:sectPr>
@@ -2379,7 +2447,7 @@
   <inkml:trace contextRef="#ctx0" brushRef="#br0" timeOffset="728.59">707 65 0 0 0,'0'0'3702'0'0,"9"-12"-2565"0"0,17 4-1023 0 0,1 2-1 0 0,30-5 0 0 0,-2 1-307 0 0,2 3-306 0 0,-47 6-29 0 0,0 0 1 0 0,0 0 0 0 0,0-1 0 0 0,12-3-1 0 0</inkml:trace>
   <inkml:trace contextRef="#ctx0" brushRef="#br0" timeOffset="961.53">914 13 0 0 0,'0'0'1730'0'0,"5"17"-817"0"0,-29 125 625 0 0,0 10-1682 0 0,23-148 23 0 0,1 0-1 0 0,0-1 0 0 0,1 1 0 0 0,-1 0 0 0 0,1 0 0 0 0,0-1 0 0 0,0 1 0 0 0,0 0 0 0 0,2 3 0 0 0,-2-4-273 0 0</inkml:trace>
   <inkml:trace contextRef="#ctx0" brushRef="#br0" timeOffset="1308.58">1056 51 0 0 0,'0'0'3714'0'0,"0"5"-3550"0"0,-2 25 55 0 0,-1 0 0 0 0,-14 53 0 0 0,-2 18-50 0 0,19-101-168 0 0,0 0-1 0 0,0 0 0 0 0,0 0 1 0 0,0 1-1 0 0,-1-1 0 0 0,1 0 0 0 0,0 0 1 0 0,0 1-1 0 0,0-1 0 0 0,0 0 1 0 0,0 0-1 0 0,0 1 0 0 0,0-1 0 0 0,0 0 1 0 0,0 0-1 0 0,0 1 0 0 0,0-1 0 0 0,0 0 1 0 0,0 0-1 0 0,0 0 0 0 0,0 1 1 0 0,0-1-1 0 0,1 0 0 0 0,-1 0 0 0 0,0 1 1 0 0,0-1-1 0 0,0 0 0 0 0,0 0 0 0 0,0 0 1 0 0,0 1-1 0 0,1-1 0 0 0,-1 0 1 0 0,0 0-1 0 0,0 0 0 0 0,0 0 0 0 0,1 1 1 0 0,-1-1-1 0 0,0 0 0 0 0,0 0 1 0 0,0 0-1 0 0,1 0 0 0 0,-1 0 0 0 0,0 0 1 0 0,0 0-1 0 0,1 0 0 0 0,-1 0 0 0 0,0 0 1 0 0,0 1-1 0 0,1-1 0 0 0,-1 0 1 0 0,0 0-1 0 0,0 0 0 0 0,1-1 0 0 0,15-9 5 0 0,14-20 12 0 0,35-46 30 0 0,-63 74-14 0 0,-2 2-31 0 0,1 0-1 0 0,-1-1 1 0 0,1 1 0 0 0,-1 0 0 0 0,1-1 0 0 0,-1 1 0 0 0,1 0-1 0 0,-1-1 1 0 0,1 1 0 0 0,-1 0 0 0 0,1 0 0 0 0,0 0 0 0 0,-1 0-1 0 0,1-1 1 0 0,-1 1 0 0 0,1 0 0 0 0,0 0 0 0 0,-1 0-1 0 0,1 0 1 0 0,0 0 0 0 0,-1 1 0 0 0,1-1 0 0 0,-1 0 0 0 0,1 0-1 0 0,0 0 1 0 0,-1 0 0 0 0,1 1 0 0 0,-1-1 0 0 0,1 0 0 0 0,-1 0-1 0 0,1 1 1 0 0,-1-1 0 0 0,1 1 0 0 0,-1-1 0 0 0,1 0-1 0 0,-1 1 1 0 0,1-1 0 0 0,-1 1 0 0 0,0-1 0 0 0,1 1 0 0 0,-1-1-1 0 0,0 1 1 0 0,1-1 0 0 0,-1 1 0 0 0,0 0 0 0 0,0-1 0 0 0,0 1-1 0 0,1 0 1 0 0,17 45 16 0 0,-12-27-61 0 0,19 36 0 0 0,-14-33-97 0 0,-8-16-26 0 0,0-1 0 0 0,0 0-1 0 0,0 1 1 0 0,0-1 0 0 0,7 6-1 0 0,-8-8-258 0 0,4-4-896 0 0,21-4-311 0 0</inkml:trace>
-  <inkml:trace contextRef="#ctx0" brushRef="#br0" timeOffset="1787.18">1393 72 0 0 0,'0'0'2901'0'0,"9"12"-2799"0"0,-8-10-97 0 0,0 0 0 0 0,0-1-1 0 0,0 1 1 0 0,0 0 0 0 0,1-1 0 0 0,-1 1 0 0 0,1-1-1 0 0,-1 0 1 0 0,1 1 0 0 0,0-1 0 0 0,-1 0 0 0 0,4 2-1 0 0,-2-2 13 0 0,0 0-4 0 0,3 0-19 0 0,0 0 0 0 0,1 0 0 0 0,-1 0 0 0 0,0-1 0 0 0,0 0 0 0 0,0 0 0 0 0,1 0 1 0 0,-1-1-1 0 0,10-2 0 0 0,-13 2-14 0 0,0 0-1 0 0,0 0 1 0 0,0 0 0 0 0,0-1 0 0 0,0 1 0 0 0,0-1 0 0 0,-1 1-1 0 0,1-1 1 0 0,0 0 0 0 0,-1 0 0 0 0,0 0 0 0 0,1 0 0 0 0,-1-1 0 0 0,0 1-1 0 0,0-1 1 0 0,0 1 0 0 0,0-1 0 0 0,-1 0 0 0 0,1 0 0 0 0,-1 0 0 0 0,2-3-1 0 0,2-8-48 0 0,-4 13 112 0 0,0 0 0 0 0,-1 0-1 0 0,1 0 1 0 0,0 0 0 0 0,-1-1 0 0 0,0 1-1 0 0,1 0 1 0 0,-1-1 0 0 0,0 1-1 0 0,1 0 1 0 0,-1 0 0 0 0,0-1 0 0 0,0 1-1 0 0,0 0 1 0 0,0-1 0 0 0,0 1 0 0 0,-1 0-1 0 0,1-1 1 0 0,0 1 0 0 0,-1 0-1 0 0,1 0 1 0 0,0-1 0 0 0,-1 1 0 0 0,0 0-1 0 0,1 0 1 0 0,-2-2 0 0 0,1 1 301 0 0,-2 1-327 0 0,1 1 1 0 0,0-1 0 0 0,-1 0-1 0 0,1 1 1 0 0,-1 0-1 0 0,1 0 1 0 0,-1 0-1 0 0,1 0 1 0 0,-1 0 0 0 0,1 0-1 0 0,-1 1 1 0 0,1-1-1 0 0,-1 1 1 0 0,1-1-1 0 0,-1 1 1 0 0,1 0 0 0 0,-3 2-1 0 0,-1-1-5 0 0,1 1 1 0 0,0 0-1 0 0,0 0 0 0 0,0 0 0 0 0,0 1 1 0 0,-4 4-1 0 0,-1 3-18 0 0,1 0-1 0 0,0 1 1 0 0,0-1 0 0 0,1 2-1 0 0,1-1 1 0 0,0 1 0 0 0,1 1-1 0 0,0-1 1 0 0,1 1 0 0 0,0 0 0 0 0,2 0-1 0 0,-1 0 1 0 0,2 0 0 0 0,0 1-1 0 0,0 0 1 0 0,2 18 0 0 0,0-29-15 0 0,1 0 1 0 0,-1 0 0 0 0,1 1-1 0 0,0-1 1 0 0,1 0 0 0 0,-1 0-1 0 0,1 0 1 0 0,0-1-1 0 0,0 1 1 0 0,0 0 0 0 0,0-1-1 0 0,1 1 1 0 0,-1-1 0 0 0,1 0-1 0 0,0 0 1 0 0,0 0-1 0 0,0 0 1 0 0,1 0 0 0 0,-1-1-1 0 0,1 1 1 0 0,-1-1 0 0 0,1 0-1 0 0,0 0 1 0 0,-1 0-1 0 0,1-1 1 0 0,0 1 0 0 0,0-1-1 0 0,1 0 1 0 0,-1 0-1 0 0,8 0 1 0 0,-2-2-9 0 0,-2-2 17 0 0,-1 0-1 0 0,1 1 0 0 0,0 0 1 0 0,0 1-1 0 0,8-1 0 0 0,-7 2-152 0 0,-1-1-1 0 0,0-1 0 0 0,0 1 0 0 0,0-1 1 0 0,0 0-1 0 0,0-1 0 0 0,-1 0 0 0 0,1 0 1 0 0,-1-1-1 0 0,1 0 0 0 0,-1 0 0 0 0,12-10 1 0 0,-6 2-934 0 0</inkml:trace>
+  <inkml:trace contextRef="#ctx0" brushRef="#br0" timeOffset="1787.17">1393 72 0 0 0,'0'0'2901'0'0,"9"12"-2799"0"0,-8-10-97 0 0,0 0 0 0 0,0-1-1 0 0,0 1 1 0 0,0 0 0 0 0,1-1 0 0 0,-1 1 0 0 0,1-1-1 0 0,-1 0 1 0 0,1 1 0 0 0,0-1 0 0 0,-1 0 0 0 0,4 2-1 0 0,-2-2 13 0 0,0 0-4 0 0,3 0-19 0 0,0 0 0 0 0,1 0 0 0 0,-1 0 0 0 0,0-1 0 0 0,0 0 0 0 0,0 0 0 0 0,1 0 1 0 0,-1-1-1 0 0,10-2 0 0 0,-13 2-14 0 0,0 0-1 0 0,0 0 1 0 0,0 0 0 0 0,0-1 0 0 0,0 1 0 0 0,0-1 0 0 0,-1 1-1 0 0,1-1 1 0 0,0 0 0 0 0,-1 0 0 0 0,0 0 0 0 0,1 0 0 0 0,-1-1 0 0 0,0 1-1 0 0,0-1 1 0 0,0 1 0 0 0,0-1 0 0 0,-1 0 0 0 0,1 0 0 0 0,-1 0 0 0 0,2-3-1 0 0,2-8-48 0 0,-4 13 112 0 0,0 0 0 0 0,-1 0-1 0 0,1 0 1 0 0,0 0 0 0 0,-1-1 0 0 0,0 1-1 0 0,1 0 1 0 0,-1-1 0 0 0,0 1-1 0 0,1 0 1 0 0,-1 0 0 0 0,0-1 0 0 0,0 1-1 0 0,0 0 1 0 0,0-1 0 0 0,0 1 0 0 0,-1 0-1 0 0,1-1 1 0 0,0 1 0 0 0,-1 0-1 0 0,1 0 1 0 0,0-1 0 0 0,-1 1 0 0 0,0 0-1 0 0,1 0 1 0 0,-2-2 0 0 0,1 1 301 0 0,-2 1-327 0 0,1 1 1 0 0,0-1 0 0 0,-1 0-1 0 0,1 1 1 0 0,-1 0-1 0 0,1 0 1 0 0,-1 0-1 0 0,1 0 1 0 0,-1 0 0 0 0,1 0-1 0 0,-1 1 1 0 0,1-1-1 0 0,-1 1 1 0 0,1-1-1 0 0,-1 1 1 0 0,1 0 0 0 0,-3 2-1 0 0,-1-1-5 0 0,1 1 1 0 0,0 0-1 0 0,0 0 0 0 0,0 0 0 0 0,0 1 1 0 0,-4 4-1 0 0,-1 3-18 0 0,1 0-1 0 0,0 1 1 0 0,0-1 0 0 0,1 2-1 0 0,1-1 1 0 0,0 1 0 0 0,1 1-1 0 0,0-1 1 0 0,1 1 0 0 0,0 0 0 0 0,2 0-1 0 0,-1 0 1 0 0,2 0 0 0 0,0 1-1 0 0,0 0 1 0 0,2 18 0 0 0,0-29-15 0 0,1 0 1 0 0,-1 0 0 0 0,1 1-1 0 0,0-1 1 0 0,1 0 0 0 0,-1 0-1 0 0,1 0 1 0 0,0-1-1 0 0,0 1 1 0 0,0 0 0 0 0,0-1-1 0 0,1 1 1 0 0,-1-1 0 0 0,1 0-1 0 0,0 0 1 0 0,0 0-1 0 0,0 0 1 0 0,1 0 0 0 0,-1-1-1 0 0,1 1 1 0 0,-1-1 0 0 0,1 0-1 0 0,0 0 1 0 0,-1 0-1 0 0,1-1 1 0 0,0 1 0 0 0,0-1-1 0 0,1 0 1 0 0,-1 0-1 0 0,8 0 1 0 0,-2-2-9 0 0,-2-2 17 0 0,-1 0-1 0 0,1 1 0 0 0,0 0 1 0 0,0 1-1 0 0,8-1 0 0 0,-7 2-152 0 0,-1-1-1 0 0,0-1 0 0 0,0 1 0 0 0,0-1 1 0 0,0 0-1 0 0,0-1 0 0 0,-1 0 0 0 0,1 0 1 0 0,-1-1-1 0 0,1 0 0 0 0,-1 0 0 0 0,12-10 1 0 0,-6 2-934 0 0</inkml:trace>
 </inkml:ink>
 </file>
 
@@ -2416,7 +2484,7 @@
   <inkml:trace contextRef="#ctx0" brushRef="#br0" timeOffset="763.94">1102 152 0 0 0,'11'-19'2823'0'0,"-5"9"1623"0"0,-10 17-3258 0 0,0 3-1153 0 0,0 1 0 0 0,0 0 1 0 0,2 0-1 0 0,-1 0 0 0 0,2 0 0 0 0,-2 13 0 0 0,-1 10-6 0 0,3-31-23 0 0,-19 117-154 0 0,18-105 14 0 0,1 1 0 0 0,1 0 0 0 0,0 0 0 0 0,1-1 0 0 0,4 23 0 0 0,-3-35 95 0 0,-1 1 0 0 0,0-1 0 0 0,1 0 0 0 0,0 0 0 0 0,0 0 0 0 0,0 0 0 0 0,0 0 0 0 0,0 0 0 0 0,0-1 0 0 0,1 1 0 0 0,0-1 0 0 0,-1 1 0 0 0,1-1 0 0 0,4 2 1 0 0,-5-2-39 0 0,2-2 17 0 0,1 1-22 0 0,-1 0 1 0 0,1-1 0 0 0,0 1 0 0 0,0-1 0 0 0,-1-1-1 0 0,1 1 1 0 0,0-1 0 0 0,0 0 0 0 0,-1 0-1 0 0,1 0 1 0 0,-1 0 0 0 0,1-1 0 0 0,-1 0 0 0 0,1 0-1 0 0,-1 0 1 0 0,0 0 0 0 0,0-1 0 0 0,0 0 0 0 0,0 0-1 0 0,4-4 1 0 0,-4 2-157 0 0,0 0-1 0 0,0 1 1 0 0,-1-1 0 0 0,1-1-1 0 0,-1 1 1 0 0,-1 0-1 0 0,1-1 1 0 0,-1 0 0 0 0,0 1-1 0 0,0-1 1 0 0,0 0 0 0 0,-1 0-1 0 0,0 0 1 0 0,0 0-1 0 0,0-12 1 0 0,-1 0-981 0 0</inkml:trace>
   <inkml:trace contextRef="#ctx0" brushRef="#br0" timeOffset="947.13">1036 276 0 0 0,'-9'-1'4957'0'0,"21"4"-3371"0"0,54 18-1885 0 0,-39-9-555 0 0,1-2 0 0 0,0 0 0 0 0,44 8-1 0 0,-45-17-320 0 0,-20-1 861 0 0,-1 0-698 0 0</inkml:trace>
   <inkml:trace contextRef="#ctx0" brushRef="#br0" timeOffset="1423.79">1412 326 0 0 0,'8'-8'7210'0'0,"-15"82"-7020"0"0,-6 130-725 0 0,13-192-400 0 0,0-17 634 0 0,0-37 420 0 0,-16-118-135 0 0,8 103-21 0 0,0-69 0 0 0,8 107 34 0 0,1 0 1 0 0,1 1-1 0 0,1-1 1 0 0,0 0-1 0 0,2 1 1 0 0,0-1-1 0 0,12-28 1 0 0,-16 44 1 0 0,1-1 0 0 0,0 1 0 0 0,0 0 1 0 0,0 0-1 0 0,0 0 0 0 0,0 0 0 0 0,1 0 0 0 0,-1 0 0 0 0,1 1 1 0 0,0-1-1 0 0,4-2 0 0 0,-5 4-13 0 0,4 2-29 0 0,-5-2 41 0 0,0 1-1 0 0,0 0 1 0 0,0 0 0 0 0,0 0 0 0 0,0 0-1 0 0,0 0 1 0 0,0 0 0 0 0,0 1 0 0 0,0-1-1 0 0,0 0 1 0 0,0 0 0 0 0,0 1 0 0 0,0-1-1 0 0,0 1 1 0 0,1 0 0 0 0,2 3-6 0 0,0 1 0 0 0,-1-1 0 0 0,1 1 1 0 0,-1 0-1 0 0,0 0 0 0 0,0 0 0 0 0,0 1 0 0 0,-1-1 1 0 0,0 1-1 0 0,0-1 0 0 0,0 1 0 0 0,-1 0 0 0 0,0 0 1 0 0,0 0-1 0 0,0 0 0 0 0,-1-1 0 0 0,0 1 0 0 0,0 0 1 0 0,-2 11-1 0 0,-2 3-233 0 0,-1 1 0 0 0,0-1 0 0 0,-2 0 0 0 0,-1-1 0 0 0,0 0 0 0 0,-1 0 0 0 0,-19 28 0 0 0,17-36-1406 0 0</inkml:trace>
-  <inkml:trace contextRef="#ctx0" brushRef="#br0" timeOffset="2034.18">1672 258 0 0 0,'0'0'6041'0'0,"1"3"-5973"0"0,1 17-10 0 0,-1-1 1 0 0,0 1-1 0 0,-2-1 1 0 0,-5 35 0 0 0,3-31-227 0 0,1 0 0 0 0,2 46 1 0 0,1-66 65 0 0,-1-2 88 0 0,1 0 1 0 0,0 0 0 0 0,0 1-1 0 0,0-1 1 0 0,0 0-1 0 0,0 0 1 0 0,0 0 0 0 0,0 0-1 0 0,1 0 1 0 0,-1 0-1 0 0,0 0 1 0 0,1 0 0 0 0,-1 0-1 0 0,0-1 1 0 0,1 1-1 0 0,-1-1 1 0 0,3 1 0 0 0,-2 0-40 0 0,3-2-63 0 0,2-1 74 0 0,-1 0 1 0 0,1 0-1 0 0,0-1 1 0 0,0-1-1 0 0,-1 1 1 0 0,0-1-1 0 0,0 0 1 0 0,0 0-1 0 0,0-1 1 0 0,-1 1 0 0 0,1-1-1 0 0,-1-1 1 0 0,0 1-1 0 0,7-11 1 0 0,-1-1 202 0 0,0-1 1 0 0,-1 0-1 0 0,0-1 1 0 0,6-21 0 0 0,-15 38 166 0 0,0-9 754 0 0,-6 16-1101 0 0,1 0 1 0 0,0 0 0 0 0,0 1 0 0 0,1-1 0 0 0,-1 1-1 0 0,1 0 1 0 0,-3 8 0 0 0,4-10-18 0 0,1-1-1 0 0,0 1 1 0 0,0-1-1 0 0,0 1 1 0 0,0 0 0 0 0,1-1-1 0 0,-1 1 1 0 0,1 0-1 0 0,0-1 1 0 0,0 1 0 0 0,0 0-1 0 0,1-1 1 0 0,0 1-1 0 0,-1 0 1 0 0,3 5 0 0 0,-1-6 24 0 0,0 0 1 0 0,0 0-1 0 0,1 0 1 0 0,-1 0-1 0 0,0-1 1 0 0,1 1-1 0 0,0-1 1 0 0,0 0-1 0 0,0 0 1 0 0,0 0-1 0 0,0 0 1 0 0,0 0-1 0 0,0 0 1 0 0,0-1-1 0 0,1 0 1 0 0,-1 0-1 0 0,1 0 1 0 0,-1 0-1 0 0,1 0 1 0 0,-1-1-1 0 0,1 1 1 0 0,6-1-1 0 0,0 0 3 0 0,-1 0-1 0 0,0 0 1 0 0,0-1-1 0 0,1 0 1 0 0,-1-1 0 0 0,0 0-1 0 0,13-5 1 0 0,-13 3 9 0 0,-1 0 1 0 0,0-1-1 0 0,0 1 0 0 0,-1-2 1 0 0,1 1-1 0 0,-1-1 0 0 0,0-1 1 0 0,-1 1-1 0 0,0-1 1 0 0,0 0-1 0 0,0 0 0 0 0,8-15 1 0 0,2-7 51 0 0,-2-1 1 0 0,14-40 0 0 0,-17 40 658 0 0,30-55 904 0 0,-54 281-1889 0 0,1-58-1764 0 0,11-124 1559 0 0,0 8-3591 0 0</inkml:trace>
+  <inkml:trace contextRef="#ctx0" brushRef="#br0" timeOffset="2034.17">1672 258 0 0 0,'0'0'6041'0'0,"1"3"-5973"0"0,1 17-10 0 0,-1-1 1 0 0,0 1-1 0 0,-2-1 1 0 0,-5 35 0 0 0,3-31-227 0 0,1 0 0 0 0,2 46 1 0 0,1-66 65 0 0,-1-2 88 0 0,1 0 1 0 0,0 0 0 0 0,0 1-1 0 0,0-1 1 0 0,0 0-1 0 0,0 0 1 0 0,0 0 0 0 0,0 0-1 0 0,1 0 1 0 0,-1 0-1 0 0,0 0 1 0 0,1 0 0 0 0,-1 0-1 0 0,0-1 1 0 0,1 1-1 0 0,-1-1 1 0 0,3 1 0 0 0,-2 0-40 0 0,3-2-63 0 0,2-1 74 0 0,-1 0 1 0 0,1 0-1 0 0,0-1 1 0 0,0-1-1 0 0,-1 1 1 0 0,0-1-1 0 0,0 0 1 0 0,0 0-1 0 0,0-1 1 0 0,-1 1 0 0 0,1-1-1 0 0,-1-1 1 0 0,0 1-1 0 0,7-11 1 0 0,-1-1 202 0 0,0-1 1 0 0,-1 0-1 0 0,0-1 1 0 0,6-21 0 0 0,-15 38 166 0 0,0-9 754 0 0,-6 16-1101 0 0,1 0 1 0 0,0 0 0 0 0,0 1 0 0 0,1-1 0 0 0,-1 1-1 0 0,1 0 1 0 0,-3 8 0 0 0,4-10-18 0 0,1-1-1 0 0,0 1 1 0 0,0-1-1 0 0,0 1 1 0 0,0 0 0 0 0,1-1-1 0 0,-1 1 1 0 0,1 0-1 0 0,0-1 1 0 0,0 1 0 0 0,0 0-1 0 0,1-1 1 0 0,0 1-1 0 0,-1 0 1 0 0,3 5 0 0 0,-1-6 24 0 0,0 0 1 0 0,0 0-1 0 0,1 0 1 0 0,-1 0-1 0 0,0-1 1 0 0,1 1-1 0 0,0-1 1 0 0,0 0-1 0 0,0 0 1 0 0,0 0-1 0 0,0 0 1 0 0,0 0-1 0 0,0 0 1 0 0,0-1-1 0 0,1 0 1 0 0,-1 0-1 0 0,1 0 1 0 0,-1 0-1 0 0,1 0 1 0 0,-1-1-1 0 0,1 1 1 0 0,6-1-1 0 0,0 0 3 0 0,-1 0-1 0 0,0 0 1 0 0,0-1-1 0 0,1 0 1 0 0,-1-1 0 0 0,0 0-1 0 0,13-5 1 0 0,-13 3 9 0 0,-1 0 1 0 0,0-1-1 0 0,0 1 0 0 0,-1-2 1 0 0,1 1-1 0 0,-1-1 0 0 0,0-1 1 0 0,-1 1-1 0 0,0-1 1 0 0,0 0-1 0 0,0 0 0 0 0,8-15 1 0 0,2-7 51 0 0,-2-1 1 0 0,14-40 0 0 0,-17 40 658 0 0,30-55 904 0 0,-54 281-1889 0 0,1-58-1764 0 0,11-124 1559 0 0,0 8-3591 0 0</inkml:trace>
   <inkml:trace contextRef="#ctx0" brushRef="#br0" timeOffset="2267.14">2073 285 0 0 0,'1'-2'196'0'0,"0"1"0"0"0,0 0-1 0 0,-1 0 1 0 0,1-1 0 0 0,1 1 0 0 0,-1 0 0 0 0,0 0-1 0 0,0 0 1 0 0,0 0 0 0 0,1 0 0 0 0,-1 0 0 0 0,0 1-1 0 0,1-1 1 0 0,-1 0 0 0 0,0 1 0 0 0,1-1 0 0 0,-1 1-1 0 0,1-1 1 0 0,-1 1 0 0 0,1 0 0 0 0,-1-1 0 0 0,1 1-1 0 0,0 0 1 0 0,-1 0 0 0 0,1 0 0 0 0,-1 0 0 0 0,1 1-1 0 0,-1-1 1 0 0,4 1 0 0 0,8 1-359 0 0,-1 1 0 0 0,22 8 0 0 0,-17-5 424 0 0,4 1-266 0 0,-10-3-285 0 0,-1-1 0 0 0,1 0 0 0 0,-1 0-1 0 0,1-2 1 0 0,0 1 0 0 0,-1-1 0 0 0,1 0 0 0 0,12-2-1 0 0,8-2-945 0 0,-7-3-231 0 0</inkml:trace>
 </inkml:ink>
 </file>
@@ -2507,7 +2575,7 @@
   <inkml:trace contextRef="#ctx0" brushRef="#br0" timeOffset="6981.59">5042 244 0 0 0,'0'0'2110'0'0,"-3"-15"2194"0"0,7 11-4182 0 0,0 0-1 0 0,0 1 1 0 0,0-1 0 0 0,1 1-1 0 0,-1 1 1 0 0,1-1 0 0 0,0 0-1 0 0,0 1 1 0 0,0 0 0 0 0,0 0-1 0 0,10-2 1 0 0,64-12 196 0 0,1 3 0 0 0,136-4 0 0 0,-120 12-66 0 0,33 9-15 0 0,93-4-139 0 0,-190 0-90 0 0,-15 1 5 0 0,0-1 0 0 0,1-1 0 0 0,19-4 1 0 0,-33 4-9 0 0,45-17 175 0 0,-8 6-143 0 0,1 1 0 0 0,0 2 0 0 0,1 2 0 0 0,-1 2 0 0 0,1 2 0 0 0,53 2 0 0 0,-48 7-23 0 0,-46-6-15 0 0,1 1 0 0 0,0-1 0 0 0,0 1 0 0 0,-1 0 0 0 0,1 0 0 0 0,-1 0 1 0 0,1 0-1 0 0,-1 1 0 0 0,1-1 0 0 0,-1 1 0 0 0,0-1 0 0 0,4 4 0 0 0,-3-2 0 0 0,10 0 0 0 0,5 5 1 0 0,11 8 10 0 0,33 23 0 0 0,-37-22 4 0 0,0-2 0 0 0,42 19 0 0 0,-46-22-2 0 0,-15-9-9 0 0,1 1 1 0 0,-1-1 0 0 0,1 0 0 0 0,0 0 0 0 0,-1-1 0 0 0,1 1 0 0 0,0-2 0 0 0,1 1-1 0 0,8 0 1 0 0,-16-2 0 0 0,1 0 0 0 0,-1 0 0 0 0,1 1 0 0 0,-1-1 0 0 0,1 0-1 0 0,0 0 1 0 0,-1 0 0 0 0,1 1 0 0 0,-1-1 0 0 0,1 0 0 0 0,-1 1-1 0 0,0-1 1 0 0,1 0 0 0 0,-1 1 0 0 0,1-1 0 0 0,-1 1 0 0 0,1-1-1 0 0,-1 1 1 0 0,0-1 0 0 0,1 1 0 0 0,-1-1 0 0 0,0 1 0 0 0,0-1 0 0 0,1 1-1 0 0,-1-1 1 0 0,0 1 0 0 0,0-1 0 0 0,0 1 0 0 0,0-1 0 0 0,0 1-1 0 0,0 0 1 0 0,0-1 0 0 0,0 1 0 0 0,0 0 0 0 0,-1 23 99 0 0,1-21-140 0 0,-15 117-165 0 0,-36 140 1 0 0,43-221 47 0 0,5-23 74 0 0,0 0 0 0 0,-7 19 0 0 0,-5 13-315 0 0,3 0 0 0 0,-10 79 0 0 0,-8 32-659 0 0,28-154 1020 0 0,0 1-1 0 0,0-1 0 0 0,0 1 1 0 0,-1-1-1 0 0,0 0 1 0 0,0 0-1 0 0,0 0 1 0 0,-1 0-1 0 0,0-1 0 0 0,0 1 1 0 0,0-1-1 0 0,0 0 1 0 0,0 0-1 0 0,-1 0 0 0 0,0-1 1 0 0,0 0-1 0 0,0 0 1 0 0,0 0-1 0 0,-9 3 1 0 0,-4 1 15 0 0,0-2 1 0 0,0 0 0 0 0,-1 0-1 0 0,-29 2 1 0 0,30-3 13 0 0,-15 10 3 0 0,-37 4 97 0 0,-1-3 0 0 0,-124 9 1 0 0,114-16 206 0 0,-150 33-1 0 0,126-16-53 0 0,65-12-95 0 0,-58 12 0 0 0,26-15-28 0 0,69-9-95 0 0,-2-1-7 0 0,-14 1 16 0 0,14 0 80 0 0,0-1-1 0 0,-59-4 437 0 0,60 4-449 0 0,0 0-67 0 0,3 0-103 0 0,0 0-1 0 0,0 0 1 0 0,0 0 0 0 0,0 0 0 0 0,0 0-1 0 0,0-1 1 0 0,0 1 0 0 0,0 0 0 0 0,0 0-1 0 0,0-1 1 0 0,0 1 0 0 0,0-1 0 0 0,0 1-1 0 0,0-1 1 0 0,1 1 0 0 0,-1-1 0 0 0,0 1-1 0 0,0-1 1 0 0,0 0 0 0 0,1 1 0 0 0,-1-1-1 0 0,0 0 1 0 0,0-1 0 0 0,1 0-119 0 0,-1 0 0 0 0,1 0 0 0 0,0 0 0 0 0,0 1 0 0 0,0-1 0 0 0,0 0 0 0 0,0 0 0 0 0,1 0 0 0 0,-1 0 0 0 0,1 0 0 0 0,-1 0 0 0 0,1 0 0 0 0,0 1 0 0 0,0-3 0 0 0,9-23-2202 0 0,-3 14 379 0 0</inkml:trace>
   <inkml:trace contextRef="#ctx0" brushRef="#br0" timeOffset="7618.32">6596 820 0 0 0,'-13'-7'6860'0'0,"17"4"-6628"0"0,0-1 0 0 0,0 1 0 0 0,0 0 0 0 0,0 0 0 0 0,0 0 0 0 0,1 0 0 0 0,-1 1 0 0 0,1 0 0 0 0,0 0 1 0 0,-1 0-1 0 0,10-2 0 0 0,4 1-159 0 0,0 0 0 0 0,18 0 0 0 0,10-1 172 0 0,194-24-392 0 0,-83 22-3920 0 0,-156 6 3853 0 0,0 0 83 0 0,0 0 0 0 0,0 0 0 0 0,0 1 0 0 0,1-1 1 0 0,-1 0-1 0 0,0-1 0 0 0,0 1 0 0 0,0 0 0 0 0,0 0 1 0 0,0 0-1 0 0,1-1 0 0 0,-1 1 0 0 0,0-1 1 0 0,0 1-1 0 0,0-1 0 0 0,0 1 0 0 0,0-1 0 0 0,0 1 1 0 0,0-1-1 0 0,0 0 0 0 0,-1 1 0 0 0,2-2 0 0 0,8-11-2215 0 0</inkml:trace>
   <inkml:trace contextRef="#ctx0" brushRef="#br0" timeOffset="7990.82">7162 548 0 0 0,'0'0'1286'0'0,"-2"-12"3614"0"0,9 21-4876 0 0,1 0 0 0 0,-1-1 0 0 0,2 0 0 0 0,-1 0-1 0 0,14 9 1 0 0,-15-14-17 0 0,-2 0 1 0 0,25 22 9 0 0,-22-20-19 0 0,0 1 0 0 0,0 0 0 0 0,-1 0-1 0 0,0 0 1 0 0,-1 1 0 0 0,1 0 0 0 0,-1 0-1 0 0,-1 1 1 0 0,1 0 0 0 0,-1 0 0 0 0,-1 0 0 0 0,8 18-1 0 0,-7-14 2 0 0,-2-3-13 0 0,0-1 0 0 0,-1 1 0 0 0,-1-1 0 0 0,1 1 1 0 0,-2 0-1 0 0,1 0 0 0 0,-1-1 0 0 0,0 1 0 0 0,-1 0 1 0 0,0 0-1 0 0,0-1 0 0 0,-4 13 0 0 0,2-14-65 0 0,1 0 0 0 0,-1 0 1 0 0,-1 0-1 0 0,1-1 0 0 0,-1 1 0 0 0,0-1 0 0 0,-1 0 0 0 0,1 0 0 0 0,-1 0 1 0 0,0-1-1 0 0,-1 1 0 0 0,0-1 0 0 0,1-1 0 0 0,-1 1 0 0 0,-1-1 0 0 0,-6 4 1 0 0,-31 26-1225 0 0,43-34 1224 0 0,0 1 0 0 0,0 0 0 0 0,0 0 0 0 0,1-1 0 0 0,-1 1 0 0 0,0-1 1 0 0,0 1-1 0 0,0-1 0 0 0,0 1 0 0 0,-1-1 0 0 0,1 0 0 0 0,0 1 0 0 0,0-1 0 0 0,0 0 0 0 0,0 0 0 0 0,-2 0 0 0 0,0 1-286 0 0,-1 0-1110 0 0</inkml:trace>
-  <inkml:trace contextRef="#ctx0" brushRef="#br0" timeOffset="8569.36">7960 180 0 0 0,'4'-20'3034'0'0,"-4"20"-2990"0"0,1 0-1 0 0,-1 0 1 0 0,0 0-1 0 0,0 0 1 0 0,0 0 0 0 0,0 0-1 0 0,0 0 1 0 0,0 0 0 0 0,1 0-1 0 0,-1 0 1 0 0,0 0 0 0 0,0 0-1 0 0,0 0 1 0 0,0 0-1 0 0,0 0 1 0 0,1 0 0 0 0,-1 0-1 0 0,0 0 1 0 0,0 0 0 0 0,0 0-1 0 0,0 0 1 0 0,0 0 0 0 0,0 0-1 0 0,1 0 1 0 0,-1 0-1 0 0,0 0 1 0 0,0 0 0 0 0,0 1 43 0 0,0-1-43 0 0,0 0-1 0 0,0 0 1 0 0,0 0 0 0 0,1 0-1 0 0,-1 0 1 0 0,0 0-1 0 0,0 0 1 0 0,0 1 0 0 0,0-1-1 0 0,0 0 1 0 0,0 0 0 0 0,0 0-1 0 0,0 0 1 0 0,0 0 0 0 0,0 1-1 0 0,0-1 1 0 0,0 0-1 0 0,0 0 1 0 0,0 0 0 0 0,0 0-1 0 0,0 0 1 0 0,0 0 0 0 0,0 1-1 0 0,0-1 1 0 0,0 0 0 0 0,7 40 2482 0 0,-4-24-2986 0 0,83 400 2088 0 0,-4 157-1168 0 0,-78-487-2509 0 0,-4-84 1651 0 0,-3-51-4040 0 0,4 23 2017 0 0</inkml:trace>
+  <inkml:trace contextRef="#ctx0" brushRef="#br0" timeOffset="8569.35">7960 180 0 0 0,'4'-20'3034'0'0,"-4"20"-2990"0"0,1 0-1 0 0,-1 0 1 0 0,0 0-1 0 0,0 0 1 0 0,0 0 0 0 0,0 0-1 0 0,0 0 1 0 0,0 0 0 0 0,1 0-1 0 0,-1 0 1 0 0,0 0 0 0 0,0 0-1 0 0,0 0 1 0 0,0 0-1 0 0,0 0 1 0 0,1 0 0 0 0,-1 0-1 0 0,0 0 1 0 0,0 0 0 0 0,0 0-1 0 0,0 0 1 0 0,0 0 0 0 0,0 0-1 0 0,1 0 1 0 0,-1 0-1 0 0,0 0 1 0 0,0 0 0 0 0,0 1 43 0 0,0-1-43 0 0,0 0-1 0 0,0 0 1 0 0,0 0 0 0 0,1 0-1 0 0,-1 0 1 0 0,0 0-1 0 0,0 0 1 0 0,0 1 0 0 0,0-1-1 0 0,0 0 1 0 0,0 0 0 0 0,0 0-1 0 0,0 0 1 0 0,0 0 0 0 0,0 1-1 0 0,0-1 1 0 0,0 0-1 0 0,0 0 1 0 0,0 0 0 0 0,0 0-1 0 0,0 0 1 0 0,0 0 0 0 0,0 1-1 0 0,0-1 1 0 0,0 0 0 0 0,7 40 2482 0 0,-4-24-2986 0 0,83 400 2088 0 0,-4 157-1168 0 0,-78-487-2509 0 0,-4-84 1651 0 0,-3-51-4040 0 0,4 23 2017 0 0</inkml:trace>
   <inkml:trace contextRef="#ctx0" brushRef="#br0" timeOffset="9513.54">7967 194 0 0 0,'-2'-2'433'0'0,"1"0"0"0"0,-1 0 0 0 0,1-1 0 0 0,0 1 0 0 0,-1 0 0 0 0,1-1 0 0 0,0 1 0 0 0,0 0 0 0 0,1-1 0 0 0,-2-2 0 0 0,2 4-378 0 0,0 0 0 0 0,1 0 0 0 0,-1 0 0 0 0,0 0-1 0 0,0 1 1 0 0,0-1 0 0 0,1 0 0 0 0,-1 0 0 0 0,1 0-1 0 0,-1 0 1 0 0,0 1 0 0 0,1-1 0 0 0,-1 0 0 0 0,1 0 0 0 0,0 1-1 0 0,-1-1 1 0 0,1 0 0 0 0,0 1 0 0 0,-1-1 0 0 0,1 1-1 0 0,0-1 1 0 0,0 1 0 0 0,-1-1 0 0 0,1 1 0 0 0,0-1 0 0 0,0 1-1 0 0,0 0 1 0 0,0 0 0 0 0,-1-1 0 0 0,1 1 0 0 0,0 0 0 0 0,0 0-1 0 0,2 0 1 0 0,32-6 57 0 0,0 2 0 0 0,1 2 1 0 0,51 2-1 0 0,17 0-52 0 0,220-25 116 0 0,-167 12 4 0 0,-36 4 133 0 0,148-15 1008 0 0,-218 18-838 0 0,-47 5-388 0 0,1 1-15 0 0,32-8 457 0 0,-35 8-468 0 0,0-1-1 0 0,1 0 0 0 0,-1 0 1 0 0,0 0-1 0 0,0 0 0 0 0,0 0 1 0 0,0 0-1 0 0,0-1 0 0 0,0 1 1 0 0,0-1-1 0 0,0 1 0 0 0,0-1 0 0 0,-1 0 1 0 0,1 1-1 0 0,1-4 0 0 0,-2 5-63 0 0,0-1 0 0 0,-1 1 0 0 0,1-1-1 0 0,0 1 1 0 0,0-1 0 0 0,0 1 0 0 0,0 0-1 0 0,0-1 1 0 0,-1 1 0 0 0,1 0 0 0 0,0 0-1 0 0,0-1 1 0 0,0 1 0 0 0,0 0 0 0 0,0 0-1 0 0,0 0 1 0 0,0 0 0 0 0,0 0 0 0 0,2 1-1 0 0,116-21 80 0 0,-114 19-81 0 0,-1 2-5 0 0,1 1 0 0 0,0-1 0 0 0,-1 1-1 0 0,1 0 1 0 0,-1 0 0 0 0,1 0 0 0 0,-1 1-1 0 0,0-1 1 0 0,0 1 0 0 0,0 0 0 0 0,-1 1-1 0 0,1-1 1 0 0,-1 0 0 0 0,0 1-1 0 0,1 0 1 0 0,2 6 0 0 0,7 9 9 0 0,-1 1-1 0 0,11 25 1 0 0,-15-29-15 0 0,3 8-23 0 0,-1 2 0 0 0,-2 0 0 0 0,0 0 0 0 0,-2 0 0 0 0,4 28 0 0 0,8 139-506 0 0,-17-171 453 0 0,0 57-355 0 0,-4 0 1 0 0,-4-1 0 0 0,-26 126-1 0 0,30-188 276 0 0,-1 0 1 0 0,0 1-1 0 0,-12 26 0 0 0,12-36 123 0 0,0 1 1 0 0,0-1 0 0 0,-1 0-1 0 0,0 0 1 0 0,0 0-1 0 0,-1-1 1 0 0,0 1 0 0 0,0-1-1 0 0,-8 6 1 0 0,-14 8-32 0 0,-1-2-1 0 0,0 0 1 0 0,-1-2 0 0 0,-41 15-1 0 0,33-16 66 0 0,-1-2-1 0 0,0-2 1 0 0,-68 10-1 0 0,-123 1-5 0 0,182-20 117 0 0,0-2 1 0 0,-68-8 0 0 0,90 4-100 0 0,0 0 0 0 0,1-2 0 0 0,0-1 0 0 0,0-1 0 0 0,1-1 0 0 0,-24-12 0 0 0,-8-17-425 0 0,54 36 312 0 0,0 1 20 0 0,0-1 1 0 0,0 0-1 0 0,1 0 1 0 0,-1 0-1 0 0,1 0 0 0 0,-1-1 1 0 0,1 1-1 0 0,0 0 1 0 0,-2-5-1 0 0,-6-9-1809 0 0,-1 4-310 0 0,3-2 98 0 0</inkml:trace>
   <inkml:trace contextRef="#ctx0" brushRef="#br0" timeOffset="10010.39">9479 660 0 0 0,'0'0'1860'0'0,"5"-16"654"0"0,6 9-1985 0 0,1 0 1 0 0,-1 0 0 0 0,1 1-1 0 0,1 1 1 0 0,-1 0-1 0 0,22-6 1 0 0,84-10 289 0 0,-98 18-730 0 0,-13 1-69 0 0,-1 1 0 0 0,1 0 0 0 0,-1 1 1 0 0,1-1-1 0 0,8 2 0 0 0,-11-1-12 0 0,201 15-1989 0 0,-197-15 1454 0 0,0-1 0 0 0,0 0 0 0 0,-1 0 0 0 0,1 0 0 0 0,-1-1 1 0 0,1 0-1 0 0,-1 0 0 0 0,0-1 0 0 0,11-5 0 0 0</inkml:trace>
   <inkml:trace contextRef="#ctx0" brushRef="#br0" timeOffset="10418.29">10103 361 0 0 0,'14'-9'6016'0'0,"-1"21"-5931"0"0,-11-10-82 0 0,0 0 0 0 0,1 0 0 0 0,-1 0 0 0 0,0 1 0 0 0,0-1 0 0 0,0 1 0 0 0,0-1 0 0 0,-1 1 0 0 0,1-1 0 0 0,1 6 0 0 0,-2-5 1 0 0,1 0 0 0 0,0-1 0 0 0,-1 1 1 0 0,1 0-1 0 0,0 0 0 0 0,0-1 0 0 0,4 4 0 0 0,6 9 4 0 0,16 26 6 0 0,-14-21-37 0 0,0 1 1 0 0,21 42-1 0 0,-32-55-3 0 0,0 0-1 0 0,0 1 0 0 0,-1-1 1 0 0,0 0-1 0 0,-1 1 0 0 0,0-1 1 0 0,0 1-1 0 0,-1 0 0 0 0,0-1 1 0 0,0 1-1 0 0,-1-1 1 0 0,-2 13-1 0 0,1-13 9 0 0,0 0-1 0 0,-1 0 1 0 0,0-1 0 0 0,0 1 0 0 0,-1-1 0 0 0,0 1-1 0 0,0-1 1 0 0,0 0 0 0 0,-1 0 0 0 0,-1-1 0 0 0,1 0-1 0 0,-8 8 1 0 0,-5-3-428 0 0,0 0 0 0 0,0-1 0 0 0,-1-1 0 0 0,0 0-1 0 0,-1-2 1 0 0,1 0 0 0 0,-24 4 0 0 0</inkml:trace>
@@ -2622,7 +2690,7 @@
   <inkml:trace contextRef="#ctx0" brushRef="#br0" timeOffset="621.6">1117 121 0 0 0,'0'0'1638'0'0,"-12"13"-288"0"0,-28 51-848 0 0,-95 116-1 0 0,84-134-1913 0 0,45-45 386 0 0,-11-6-201 0 0</inkml:trace>
   <inkml:trace contextRef="#ctx0" brushRef="#br0" timeOffset="796.76">853 103 0 0 0,'18'-30'2751'0'0,"-15"31"-2697"0"0,-1-1 0 0 0,1 1 0 0 0,0 0 0 0 0,-1 1 0 0 0,1-1 0 0 0,-1 0 0 0 0,0 1 0 0 0,1-1 0 0 0,-1 1 0 0 0,0 0 0 0 0,0 0 0 0 0,0 0 0 0 0,0 0 0 0 0,0 0 0 0 0,-1 0 0 0 0,1 0 0 0 0,0 1 0 0 0,-1-1 0 0 0,2 5 0 0 0,1-1-4 0 0,63 118 689 0 0,0 1-506 0 0,-63-118-287 0 0,1-1-1 0 0,0 1 1 0 0,0-1 0 0 0,11 9-1 0 0,-14-12-41 0 0,1-1 0 0 0,0 0 0 0 0,-1 0-1 0 0,1-1 1 0 0,0 1 0 0 0,0 0 0 0 0,0-1-1 0 0,0 0 1 0 0,1 0 0 0 0,-1 0-1 0 0,0 0 1 0 0,0 0 0 0 0,1-1 0 0 0,-1 1-1 0 0,0-1 1 0 0,5 0 0 0 0,2-2-148 0 0,-1 0 1 0 0,1 0-1 0 0,-1-1 0 0 0,0 0 1 0 0,0 0-1 0 0,13-8 0 0 0,1-2-669 0 0</inkml:trace>
   <inkml:trace contextRef="#ctx0" brushRef="#br0" timeOffset="1047.5">1456 9 0 0 0,'-3'-8'5042'0'0,"-2"28"-4005"0"0,-8 39-1401 0 0,12-51 697 0 0,-1-2-323 0 0,-26 172 318 0 0,27-159-364 0 0,0 0 0 0 0,1 0 0 0 0,1 0-1 0 0,0 1 1 0 0,2-1 0 0 0,0 0 0 0 0,8 23 0 0 0,-10-38-4 0 0,0-1 0 0 0,0 0 0 0 0,1 0 0 0 0,-1 0 0 0 0,1 0 0 0 0,0 0 0 0 0,0 0 0 0 0,0 0 0 0 0,0 0 0 0 0,0-1 0 0 0,1 1 0 0 0,-1-1 0 0 0,1 0 0 0 0,0 0 0 0 0,0 0 0 0 0,-1 0 0 0 0,1 0 0 0 0,1 0 0 0 0,-1-1 0 0 0,0 1 0 0 0,0-1 0 0 0,0 0 0 0 0,7 1 0 0 0,-5-1-70 0 0,1-1 0 0 0,-1 0 0 0 0,1 0 1 0 0,-1 0-1 0 0,1-1 0 0 0,-1 0 1 0 0,1 0-1 0 0,-1 0 0 0 0,0-1 1 0 0,1 0-1 0 0,-1 0 0 0 0,0 0 1 0 0,0 0-1 0 0,6-5 0 0 0,-5 4-121 0 0,-1-1 0 0 0,0 1 0 0 0,-1-1 0 0 0,1 0 0 0 0,0 0 0 0 0,-1 0 0 0 0,7-10 0 0 0,4-6-1086 0 0</inkml:trace>
-  <inkml:trace contextRef="#ctx0" brushRef="#br0" timeOffset="1196.85">1397 178 0 0 0,'0'0'1418'0'0,"20"-7"-782"0"0,14 5-184 0 0,-2 2-270 0 0,-11 2 24 0 0,14 2-72 0 0,4-4-1442 0 0,-15-4-86 0 0</inkml:trace>
+  <inkml:trace contextRef="#ctx0" brushRef="#br0" timeOffset="1196.84">1397 178 0 0 0,'0'0'1418'0'0,"20"-7"-782"0"0,14 5-184 0 0,-2 2-270 0 0,-11 2 24 0 0,14 2-72 0 0,4-4-1442 0 0,-15-4-86 0 0</inkml:trace>
 </inkml:ink>
 </file>
 
@@ -2697,7 +2765,7 @@
   <inkml:trace contextRef="#ctx0" brushRef="#br0">128 326 0 0 0,'-68'12'9104'0'0,"69"-28"-8388"0"0,0 12-625 0 0,0-1 0 0 0,0 1-1 0 0,1-1 1 0 0,0 1-1 0 0,0 0 1 0 0,4-7 0 0 0,2 2-66 0 0,-1 0 0 0 0,1 0 0 0 0,17-13 0 0 0,-21 20-36 0 0,0-1 1 0 0,1 1-1 0 0,-1 0 0 0 0,1 0 0 0 0,-1 0 0 0 0,1 1 1 0 0,0-1-1 0 0,0 1 0 0 0,0 1 0 0 0,6-2 0 0 0,-8 2-6 0 0,1 1 0 0 0,45 20-115 0 0,-48-21 120 0 0,0 1 0 0 0,0 0-1 0 0,-1 0 1 0 0,1 0 0 0 0,0 0 0 0 0,-1 0 0 0 0,1 0 0 0 0,-1 0-1 0 0,1 1 1 0 0,-1-1 0 0 0,1 0 0 0 0,-1 0 0 0 0,0 0 0 0 0,0 0-1 0 0,1 1 1 0 0,-1-1 0 0 0,0 2 0 0 0,0 0-19 0 0,3 6-9 0 0,-1 0-1 0 0,0 0 0 0 0,-1 0 1 0 0,0 1-1 0 0,0-1 0 0 0,-1 1 1 0 0,0-1-1 0 0,-1 0 0 0 0,0 1 0 0 0,0-1 1 0 0,-1 0-1 0 0,0 0 0 0 0,-1 0 1 0 0,0 0-1 0 0,-6 12 0 0 0,4-11 4 0 0,-1-1 0 0 0,0 1 0 0 0,-1-1-1 0 0,0 0 1 0 0,0 0 0 0 0,-1-1 0 0 0,0 0-1 0 0,0 0 1 0 0,-1-1 0 0 0,0 0 0 0 0,-20 11-1 0 0,24-16 30 0 0,0 0-1 0 0,0-1 0 0 0,0 1 1 0 0,-1-1-1 0 0,1 0 0 0 0,0-1 1 0 0,-8 1-1 0 0,8-1 4 0 0,1 1-2 0 0,-15-9 24 0 0,17 6-20 0 0,-1 0 0 0 0,0 1 0 0 0,1-1 0 0 0,-1 0 0 0 0,1 0 0 0 0,-1-1 0 0 0,1 1 0 0 0,0 0 0 0 0,0-1 0 0 0,0 1 0 0 0,0-1 1 0 0,1 0-1 0 0,-1 0 0 0 0,1 0 0 0 0,-2-3 0 0 0,0-1-100 0 0,1 0 1 0 0,0 0-1 0 0,0-1 1 0 0,-1-12-1 0 0,2 13-117 0 0,1 0 1 0 0,0 0-1 0 0,1-1 0 0 0,-1 1 0 0 0,1 0 0 0 0,1 0 0 0 0,-1 0 0 0 0,1 0 1 0 0,1 0-1 0 0,-1 1 0 0 0,1-1 0 0 0,0 1 0 0 0,1-1 0 0 0,-1 1 0 0 0,1 0 0 0 0,0 0 1 0 0,1 1-1 0 0,0-1 0 0 0,0 1 0 0 0,0 0 0 0 0,0 0 0 0 0,1 1 0 0 0,-1-1 1 0 0,8-3-1 0 0,14-7-2256 0 0</inkml:trace>
   <inkml:trace contextRef="#ctx0" brushRef="#br0" timeOffset="640.98">533 282 0 0 0,'0'0'3790'0'0,"-3"-16"-1121"0"0,1 6-1326 0 0,0 29 397 0 0,1 3-1946 0 0,-16 115-459 0 0,17-134 600 0 0,0 1-1 0 0,1-1 0 0 0,-1 1 1 0 0,1-1-1 0 0,-1 0 1 0 0,1 1-1 0 0,0-1 0 0 0,0 0 1 0 0,3 6-1 0 0,-3-6-90 0 0,5 1-66 0 0,-6-3 210 0 0,0-1 0 0 0,1 1-1 0 0,-1-1 1 0 0,0 0 0 0 0,0 1 0 0 0,1-1-1 0 0,-1 0 1 0 0,0 1 0 0 0,0-1 0 0 0,1 0-1 0 0,-1 1 1 0 0,0-1 0 0 0,1 0 0 0 0,-1 1-1 0 0,0-1 1 0 0,1 0 0 0 0,-1 0 0 0 0,0 0-1 0 0,1 1 1 0 0,-1-1 0 0 0,1 0 0 0 0,-1 0-1 0 0,1 0 1 0 0,-1 0 0 0 0,0 0 0 0 0,1 0-1 0 0,-1 0 1 0 0,1 0 0 0 0,-1 0 0 0 0,1 0-1 0 0,-1 0 1 0 0,0 0 0 0 0,1 0 0 0 0,5 0-1 0 0,-1-1 0 0 0,1 1 1 0 0,-1-1-1 0 0,1 0 1 0 0,-1-1-1 0 0,0 1 0 0 0,0-1 1 0 0,0 0-1 0 0,0-1 1 0 0,0 1-1 0 0,0-1 1 0 0,0 0-1 0 0,-1 0 0 0 0,1-1 1 0 0,-1 1-1 0 0,5-6 1 0 0,4-6 22 0 0,0 0 1 0 0,-1-1 0 0 0,12-20 0 0 0,-21 30-10 0 0,23-53 302 0 0,-25 56 156 0 0,-2 4-477 0 0,0-1 16 0 0,0 1 1 0 0,-1 0 0 0 0,1-1-1 0 0,0 1 1 0 0,0 0-1 0 0,0 0 1 0 0,0 0-1 0 0,1 0 1 0 0,-1 0-1 0 0,0 0 1 0 0,0 0 0 0 0,0 0-1 0 0,1 0 1 0 0,-1 0-1 0 0,1 1 1 0 0,-2 1-1 0 0,-8 23-22 0 0,9-23 20 0 0,-2 4-70 0 0,1-1 1 0 0,0 1 0 0 0,0 0 0 0 0,1 1 0 0 0,-1-1-1 0 0,2 0 1 0 0,-1 0 0 0 0,1 1 0 0 0,0-1-1 0 0,0 0 1 0 0,1 1 0 0 0,0-1 0 0 0,0 0 0 0 0,1 0-1 0 0,0 0 1 0 0,0 0 0 0 0,1 0 0 0 0,4 7 0 0 0,-6-12 17 0 0,1-1 1 0 0,0 1 0 0 0,0-1 0 0 0,-1 0 0 0 0,1 1-1 0 0,0-1 1 0 0,0 0 0 0 0,0 0 0 0 0,0-1 0 0 0,1 1-1 0 0,-1 0 1 0 0,0-1 0 0 0,0 1 0 0 0,0-1 0 0 0,1 0 0 0 0,-1 0-1 0 0,0 0 1 0 0,0 0 0 0 0,4 0 0 0 0,-6 0 88 0 0,5-1-84 0 0,0 1 1 0 0,0-1-1 0 0,-1 0 0 0 0,1 0 0 0 0,-1-1 0 0 0,1 1 1 0 0,-1-1-1 0 0,0 0 0 0 0,1 0 0 0 0,-1-1 0 0 0,0 1 1 0 0,6-6-1 0 0,-3 3-5 0 0,2-1 24 0 0,-1-1 0 0 0,0-1 0 0 0,0 1 0 0 0,-1-1 0 0 0,0-1 0 0 0,0 1 0 0 0,-1-1 0 0 0,0 0 0 0 0,0-1 0 0 0,-1 1 0 0 0,5-13 1 0 0,2-11 550 0 0,17-67 1 0 0,-27 92-371 0 0,-1 4 105 0 0,-1-9 1053 0 0,-3 23-1298 0 0,0 0-1 0 0,1 0 1 0 0,0 1 0 0 0,1-1-1 0 0,0 0 1 0 0,1 14 0 0 0,-2 12 7 0 0,-1-8-13 0 0,-5 62-263 0 0,7-80-71 0 0,1-1 0 0 0,1 1 0 0 0,0 0-1 0 0,0-1 1 0 0,1 1 0 0 0,4 15 0 0 0,-5-23-196 0 0,9 9-1436 0 0</inkml:trace>
   <inkml:trace contextRef="#ctx0" brushRef="#br0" timeOffset="850.72">827 364 0 0 0,'1'-1'227'0'0,"-1"0"-1"0"0,1 1 1 0 0,-1-1 0 0 0,1 0 0 0 0,-1 0-1 0 0,1 1 1 0 0,0-1 0 0 0,-1 1 0 0 0,1-1-1 0 0,0 1 1 0 0,0-1 0 0 0,-1 1 0 0 0,1-1-1 0 0,0 1 1 0 0,1-1 0 0 0,5 1-160 0 0,0 0 1 0 0,0 0 0 0 0,0 1-1 0 0,0 0 1 0 0,0 0 0 0 0,0 1-1 0 0,0-1 1 0 0,0 2 0 0 0,-1-1-1 0 0,8 4 1 0 0,-7-2-298 0 0,0-1 1 0 0,0 0-1 0 0,0-1 1 0 0,1 0-1 0 0,-1 0 1 0 0,0 0-1 0 0,1-1 1 0 0,0 0-1 0 0,-1-1 0 0 0,1 0 1 0 0,-1 0-1 0 0,15-2 1 0 0,-3-3-340 0 0,-14 4 76 0 0</inkml:trace>
-  <inkml:trace contextRef="#ctx0" brushRef="#br0" timeOffset="1266.36">1258 271 0 0 0,'0'0'4522'0'0,"-6"15"-4012"0"0,-9 59-146 0 0,-21 132-4 0 0,35-201-412 0 0,1 1 0 0 0,0-1 1 0 0,0 1-1 0 0,0-1 1 0 0,1 1-1 0 0,-1-1 0 0 0,4 11 1 0 0,-3-13-37 0 0,6-9-380 0 0,-7 6 464 0 0,0 0 0 0 0,1-1-1 0 0,-1 1 1 0 0,1 0 0 0 0,-1 0 0 0 0,1 0 0 0 0,-1 0-1 0 0,0-1 1 0 0,1 1 0 0 0,-1 0 0 0 0,1 0 0 0 0,-1-1-1 0 0,0 1 1 0 0,1 0 0 0 0,-1-1 0 0 0,0 1 0 0 0,0 0-1 0 0,1-1 1 0 0,-1 1 0 0 0,0-1 0 0 0,0 1 0 0 0,1 0-1 0 0,-1-1 1 0 0,0 1 0 0 0,0-1 0 0 0,0 1 0 0 0,0 0-1 0 0,0-1 1 0 0,0 1 0 0 0,1-1 0 0 0,-1 1 0 0 0,0-1-1 0 0,3-37-131 0 0,-2 0-1 0 0,-4-56 0 0 0,0-31 9 0 0,5 96 139 0 0,-1-6-45 0 0,6-37 0 0 0,-5 62 58 0 0,0 0 1 0 0,0 1 0 0 0,1-1 0 0 0,0 1 0 0 0,1-1 0 0 0,0 1 0 0 0,1 0 0 0 0,7-11-1 0 0,-9 17 0 0 0,0 0 0 0 0,0 0-1 0 0,0 0 1 0 0,0 1-1 0 0,0 0 1 0 0,0-1-1 0 0,7-2 1 0 0,-8 4-22 0 0,0 0 0 0 0,-1 0 0 0 0,1 0 1 0 0,0 1-1 0 0,0-1 0 0 0,-1 1 1 0 0,1-1-1 0 0,0 1 0 0 0,0 0 0 0 0,0-1 1 0 0,-1 1-1 0 0,1 0 0 0 0,0 0 0 0 0,0 0 1 0 0,0 1-1 0 0,0-1 0 0 0,0 0 1 0 0,-1 1-1 0 0,3 0 0 0 0,2 2-5 0 0,-1 1 0 0 0,0 0 0 0 0,1 0 0 0 0,-2 0 0 0 0,1 0 0 0 0,-1 1 0 0 0,1 0 0 0 0,-1 0 0 0 0,0 0 0 0 0,-1 0 0 0 0,1 1 1 0 0,-1-1-1 0 0,0 1 0 0 0,-1 0 0 0 0,1 0 0 0 0,-1 0 0 0 0,-1 0 0 0 0,1 0 0 0 0,-1 0 0 0 0,0 1 0 0 0,0-1 0 0 0,0 1 0 0 0,-1-1 0 0 0,0 0 0 0 0,-1 1 0 0 0,1-1 0 0 0,-1 1 0 0 0,-1-1 0 0 0,1 0 0 0 0,-1 0 0 0 0,0 0 0 0 0,-5 11 0 0 0,1-5-180 0 0,-1 0-1 0 0,0 0 0 0 0,-1-1 1 0 0,0 1-1 0 0,-1-2 1 0 0,-1 1-1 0 0,1-1 1 0 0,-1-1-1 0 0,-1 0 0 0 0,0 0 1 0 0,0-1-1 0 0,-1-1 1 0 0,-13 7-1 0 0,22-12-211 0 0,-12-5-385 0 0,11 2 439 0 0</inkml:trace>
+  <inkml:trace contextRef="#ctx0" brushRef="#br0" timeOffset="1266.35">1258 271 0 0 0,'0'0'4522'0'0,"-6"15"-4012"0"0,-9 59-146 0 0,-21 132-4 0 0,35-201-412 0 0,1 1 0 0 0,0-1 1 0 0,0 1-1 0 0,0-1 1 0 0,1 1-1 0 0,-1-1 0 0 0,4 11 1 0 0,-3-13-37 0 0,6-9-380 0 0,-7 6 464 0 0,0 0 0 0 0,1-1-1 0 0,-1 1 1 0 0,1 0 0 0 0,-1 0 0 0 0,1 0 0 0 0,-1 0-1 0 0,0-1 1 0 0,1 1 0 0 0,-1 0 0 0 0,1 0 0 0 0,-1-1-1 0 0,0 1 1 0 0,1 0 0 0 0,-1-1 0 0 0,0 1 0 0 0,0 0-1 0 0,1-1 1 0 0,-1 1 0 0 0,0-1 0 0 0,0 1 0 0 0,1 0-1 0 0,-1-1 1 0 0,0 1 0 0 0,0-1 0 0 0,0 1 0 0 0,0 0-1 0 0,0-1 1 0 0,0 1 0 0 0,1-1 0 0 0,-1 1 0 0 0,0-1-1 0 0,3-37-131 0 0,-2 0-1 0 0,-4-56 0 0 0,0-31 9 0 0,5 96 139 0 0,-1-6-45 0 0,6-37 0 0 0,-5 62 58 0 0,0 0 1 0 0,0 1 0 0 0,1-1 0 0 0,0 1 0 0 0,1-1 0 0 0,0 1 0 0 0,1 0 0 0 0,7-11-1 0 0,-9 17 0 0 0,0 0 0 0 0,0 0-1 0 0,0 0 1 0 0,0 1-1 0 0,0 0 1 0 0,0-1-1 0 0,7-2 1 0 0,-8 4-22 0 0,0 0 0 0 0,-1 0 0 0 0,1 0 1 0 0,0 1-1 0 0,0-1 0 0 0,-1 1 1 0 0,1-1-1 0 0,0 1 0 0 0,0 0 0 0 0,0-1 1 0 0,-1 1-1 0 0,1 0 0 0 0,0 0 0 0 0,0 0 1 0 0,0 1-1 0 0,0-1 0 0 0,0 0 1 0 0,-1 1-1 0 0,3 0 0 0 0,2 2-5 0 0,-1 1 0 0 0,0 0 0 0 0,1 0 0 0 0,-2 0 0 0 0,1 0 0 0 0,-1 1 0 0 0,1 0 0 0 0,-1 0 0 0 0,0 0 0 0 0,-1 0 0 0 0,1 1 1 0 0,-1-1-1 0 0,0 1 0 0 0,-1 0 0 0 0,1 0 0 0 0,-1 0 0 0 0,-1 0 0 0 0,1 0 0 0 0,-1 0 0 0 0,0 1 0 0 0,0-1 0 0 0,0 1 0 0 0,-1-1 0 0 0,0 0 0 0 0,-1 1 0 0 0,1-1 0 0 0,-1 1 0 0 0,-1-1 0 0 0,1 0 0 0 0,-1 0 0 0 0,0 0 0 0 0,-5 11 0 0 0,1-5-180 0 0,-1 0-1 0 0,0 0 0 0 0,-1-1 1 0 0,0 1-1 0 0,-1-2 1 0 0,-1 1-1 0 0,1-1 1 0 0,-1-1-1 0 0,-1 0 0 0 0,0 0 1 0 0,0-1-1 0 0,-1-1 1 0 0,-13 7-1 0 0,22-12-211 0 0,-12-5-385 0 0,11 2 439 0 0</inkml:trace>
   <inkml:trace contextRef="#ctx0" brushRef="#br0" timeOffset="1920.24">1545 260 0 0 0,'0'0'5150'0'0,"-4"19"-4699"0"0,-10 40-198 0 0,4-26-183 0 0,3 1-1 0 0,0 0 1 0 0,-2 47 0 0 0,9-79-86 0 0,0-1 0 0 0,1 1 0 0 0,-1-1 0 0 0,0 1 0 0 0,0-1 0 0 0,1 1 1 0 0,-1-1-1 0 0,1 1 0 0 0,0-1 0 0 0,-1 1 0 0 0,1-1 0 0 0,0 0 0 0 0,0 0 1 0 0,-1 1-1 0 0,1-1 0 0 0,0 0 0 0 0,0 0 0 0 0,1 0 0 0 0,-1 0 0 0 0,2 2 1 0 0,-2-3 9 0 0,1 2-54 0 0,3-2 12 0 0,2 0 22 0 0,0-1 0 0 0,0 0 0 0 0,0 0 0 0 0,0 0 0 0 0,-1-1-1 0 0,1 0 1 0 0,0 0 0 0 0,-1-1 0 0 0,1 0 0 0 0,-1 0 0 0 0,0 0 0 0 0,0-1 0 0 0,0 0-1 0 0,-1 0 1 0 0,1-1 0 0 0,6-7 0 0 0,-5 5 95 0 0,-1 0 0 0 0,0-1 0 0 0,0 0 0 0 0,-1-1-1 0 0,0 1 1 0 0,-1-1 0 0 0,0 0 0 0 0,0 0 0 0 0,-1 0 0 0 0,0 0 0 0 0,0-1 0 0 0,1-12 0 0 0,1-31 2476 0 0,-9 59-2540 0 0,2 0 1 0 0,-1 0-1 0 0,1 0 1 0 0,0 0-1 0 0,-2 10 1 0 0,2-10-7 0 0,0 1-42 0 0,1 0 0 0 0,-1 0 0 0 0,1 0 0 0 0,0 1 0 0 0,0-1 0 0 0,1 0 0 0 0,0 0 0 0 0,2 13 0 0 0,-1-16 7 0 0,-1-2-2 0 0,0 0-1 0 0,0-1 1 0 0,1 1-1 0 0,-1 0 1 0 0,1 0-1 0 0,0 0 1 0 0,-1 0 0 0 0,1-1-1 0 0,0 1 1 0 0,0 0-1 0 0,0-1 1 0 0,0 1 0 0 0,0-1-1 0 0,1 1 1 0 0,-1-1-1 0 0,0 1 1 0 0,1-1 0 0 0,-1 0-1 0 0,1 0 1 0 0,-1 0-1 0 0,1 0 1 0 0,0 0-1 0 0,-1 0 1 0 0,1 0 0 0 0,0 0-1 0 0,0-1 1 0 0,0 1-1 0 0,-1-1 1 0 0,1 1 0 0 0,0-1-1 0 0,0 0 1 0 0,0 1-1 0 0,0-1 1 0 0,0 0 0 0 0,0 0-1 0 0,2-1 1 0 0,6 0-71 0 0,0 0 0 0 0,-1 0 0 0 0,1-1 0 0 0,15-5-1 0 0,-24 7 106 0 0,12-5-78 0 0,0 0-1 0 0,0-1 1 0 0,-1-1 0 0 0,1 0-1 0 0,-1 0 1 0 0,-1-1 0 0 0,0-1-1 0 0,0 0 1 0 0,-1 0 0 0 0,0-1-1 0 0,10-13 1 0 0,-2 0 78 0 0,-1 0 0 0 0,-2-2 0 0 0,0 1 0 0 0,13-34 0 0 0,-14 9 1530 0 0,-14 47-1173 0 0,-8 51-330 0 0,-9 48 67 0 0,-14 106-675 0 0,23-151-3585 0 0</inkml:trace>
   <inkml:trace contextRef="#ctx0" brushRef="#br0" timeOffset="2157.65">1853 287 0 0 0,'0'-2'165'0'0,"1"-1"1"0"0,-1 1-1 0 0,1 0 1 0 0,0 0-1 0 0,0 0 1 0 0,0 0-1 0 0,0 0 0 0 0,0 0 1 0 0,0 0-1 0 0,1 0 1 0 0,-1 1-1 0 0,1-1 1 0 0,-1 0-1 0 0,1 1 1 0 0,0-1-1 0 0,-1 1 0 0 0,1 0 1 0 0,0-1-1 0 0,0 1 1 0 0,3-1-1 0 0,-2 0 405 0 0,1 4-464 0 0,40 27 77 0 0,-34-21-279 0 0,1-1 1 0 0,0 0 0 0 0,0 0-1 0 0,23 9 1 0 0,-17-10-190 0 0,1-1 1 0 0,-1 0-1 0 0,1-1 0 0 0,1-1 0 0 0,-1 0 0 0 0,0-2 1 0 0,21 0-1 0 0,-2-3-967 0 0</inkml:trace>
   <inkml:trace contextRef="#ctx0" brushRef="#br0" timeOffset="2345.73">2693 229 0 0 0,'-1'-1'797'0'0,"1"0"-717"0"0,-1 1-1 0 0,1 0 1 0 0,0 0 0 0 0,0 0-1 0 0,0 0 1 0 0,-1 0 0 0 0,1 0-1 0 0,0 0 1 0 0,0 0 0 0 0,-1 0 0 0 0,1 0-1 0 0,0 0 1 0 0,0-1 0 0 0,0 1-1 0 0,-1 0 1 0 0,1 0 0 0 0,0 1-1 0 0,0-1 1 0 0,-1 0 0 0 0,1 0-1 0 0,0 0 1 0 0,0 0 0 0 0,-3 2 956 0 0,3-2-956 0 0,0 0-1 0 0,0 0 1 0 0,0 0 0 0 0,0 1-1 0 0,-7 18 1189 0 0,1 38-1606 0 0,4-42 814 0 0,-9 53-198 0 0,6-46-224 0 0,1 1 0 0 0,-1 31 1 0 0,-1-14-1011 0 0,5-38 632 0 0,3-14-3097 0 0,-2 9 2537 0 0</inkml:trace>
@@ -2777,7 +2845,7 @@
   <inkml:trace contextRef="#ctx0" brushRef="#br0">244 1 0 0 0,'0'0'4273'0'0,"1"2"-3970"0"0,3 9-187 0 0,-1 0 0 0 0,0 1-1 0 0,0-1 1 0 0,-1 1 0 0 0,-1-1-1 0 0,0 1 1 0 0,-1 0 0 0 0,-1 16 0 0 0,-15 97 22 0 0,3-61-873 0 0,-32 94-1 0 0,43-153 389 0 0,-1 1 0 0 0,1 0 0 0 0,-1 0-1 0 0,0-1 1 0 0,-6 9 0 0 0,-3 2-1529 0 0</inkml:trace>
   <inkml:trace contextRef="#ctx0" brushRef="#br0" timeOffset="456.95">0 336 0 0 0,'0'-20'2280'0'0,"0"19"-1985"0"0,0-1 0 0 0,0 1 0 0 0,1 0 0 0 0,-1-1 0 0 0,0 1 0 0 0,1 0 0 0 0,-1-1 0 0 0,1 1 0 0 0,-1 0 1 0 0,1-1-1 0 0,-1 1 0 0 0,1 0 0 0 0,1-2 0 0 0,0 1-248 0 0,1 2-39 0 0,28-5-83 0 0,-1-1 0 0 0,1-2 1 0 0,-2 0-1 0 0,58-26 1 0 0,-28 12-204 0 0,-45 18 213 0 0,0-1 0 0 0,0 0 0 0 0,-1-1 0 0 0,0 0 0 0 0,24-17 0 0 0,-14 11 25 0 0,5-6 41 0 0,-23 23-11 0 0,-4-4 10 0 0,-1-1-1 0 0,1 0 1 0 0,-1 0 0 0 0,1 0 0 0 0,-1 1 0 0 0,1-1-1 0 0,-1 0 1 0 0,1 1 0 0 0,-1-1 0 0 0,1 0 0 0 0,-1 1-1 0 0,1-1 1 0 0,-1 0 0 0 0,0 1 0 0 0,1-1-1 0 0,-1 1 1 0 0,0-1 0 0 0,1 1 0 0 0,-1-1 0 0 0,0 1-1 0 0,0-1 1 0 0,1 1 0 0 0,-1-1 0 0 0,0 2-1 0 0,5 17 13 0 0,-1 1 0 0 0,-1 0 0 0 0,-1 0 0 0 0,-1 0-1 0 0,0 0 1 0 0,-2 0 0 0 0,-2 20 0 0 0,-1-10-104 0 0,-1 0 1 0 0,-2-1 0 0 0,-1 0 0 0 0,-12 30-1 0 0,19-56 28 0 0,1 6-39 0 0,1-13 114 0 0,4-16 83 0 0,0 11-21 0 0,1-1 1 0 0,0 1 0 0 0,0 0-1 0 0,1 0 1 0 0,11-11-1 0 0,-14 16-19 0 0,-3 2 207 0 0,1 3-260 0 0,-1-1 0 0 0,1 0 1 0 0,-1 1-1 0 0,1-1 0 0 0,-1 0 0 0 0,1 1 0 0 0,-1 0 1 0 0,1-1-1 0 0,-1 1 0 0 0,0 0 0 0 0,1 0 1 0 0,-1 0-1 0 0,0 0 0 0 0,1 0 0 0 0,-1 0 1 0 0,0 0-1 0 0,0 0 0 0 0,0 1 0 0 0,0-1 1 0 0,0 0-1 0 0,-1 1 0 0 0,1-1 0 0 0,1 3 0 0 0,16 37-329 0 0,-15-33 198 0 0,2 6-427 0 0,0-1-1 0 0,0 1 0 0 0,1-1 0 0 0,1-1 1 0 0,13 20-1 0 0,-12-22-1043 0 0</inkml:trace>
   <inkml:trace contextRef="#ctx0" brushRef="#br0" timeOffset="1081.5">823 338 0 0 0,'13'-48'3704'0'0,"-12"45"-2965"0"0,-1-1 58 0 0,0 3-680 0 0,0 1 0 0 0,0-1 0 0 0,0 1 0 0 0,0 0 0 0 0,0-1 0 0 0,0 1 0 0 0,1-1 0 0 0,-1 1 0 0 0,0-1 0 0 0,0 1 0 0 0,-1-1 0 0 0,1 1 0 0 0,0-1 0 0 0,0 1 0 0 0,0 0-1 0 0,0-1 1 0 0,0 1 0 0 0,0-1 0 0 0,-1 1 0 0 0,1-1 0 0 0,0 1 0 0 0,0 0 0 0 0,-1-1 0 0 0,1 1 0 0 0,0 0 0 0 0,-1-1 0 0 0,-1 1-100 0 0,-1 0 0 0 0,0 0 0 0 0,1 0 1 0 0,-1 0-1 0 0,0 1 0 0 0,1-1 0 0 0,-1 1 0 0 0,1 0 0 0 0,-1 0 1 0 0,1 0-1 0 0,-1 0 0 0 0,1 0 0 0 0,0 1 0 0 0,-1-1 0 0 0,1 0 0 0 0,0 1 1 0 0,0 0-1 0 0,0 0 0 0 0,0-1 0 0 0,-3 5 0 0 0,-2 1-91 0 0,0 1-1 0 0,1 0 1 0 0,-1 0-1 0 0,-9 17 1 0 0,3 2-668 0 0,1 0 0 0 0,-16 51 1 0 0,26-72 511 0 0,0 8-189 0 0,2-14 409 0 0,1 1 0 0 0,-1-1 0 0 0,0 0 0 0 0,0 1 0 0 0,1-1 0 0 0,-1 0 0 0 0,0 0 0 0 0,0 1 0 0 0,1-1 0 0 0,-1 0 0 0 0,0 0 0 0 0,1 1 0 0 0,-1-1 0 0 0,0 0 0 0 0,1 0 0 0 0,-1 0 0 0 0,0 0 1 0 0,1 0-1 0 0,-1 1 0 0 0,1-1 0 0 0,-1 0 0 0 0,0 0 0 0 0,1 0 0 0 0,-1 0 0 0 0,0 0 0 0 0,1 0 0 0 0,-1 0 0 0 0,1 0 0 0 0,-1 0 0 0 0,0-1 0 0 0,1 1 0 0 0,-1 0 0 0 0,0 0 0 0 0,1 0 0 0 0,-1 0 0 0 0,1-1 0 0 0,15-2-152 0 0,-6 1 119 0 0,1 0-1 0 0,-1 0 1 0 0,1-1-1 0 0,-1-1 1 0 0,0 1-1 0 0,0-2 1 0 0,0 1-1 0 0,-1-1 1 0 0,13-10-1 0 0,-7 3 61 0 0,-1-2 0 0 0,18-22 0 0 0,-30 34 9 0 0,-1 1 30 0 0,0 0-1 0 0,0 0 1 0 0,0 0-1 0 0,-1 0 1 0 0,1 0-1 0 0,0 0 0 0 0,0 0 1 0 0,-1-1-1 0 0,1 1 1 0 0,-1 0-1 0 0,1 0 1 0 0,-1-1-1 0 0,0 1 1 0 0,1 0-1 0 0,-1-1 1 0 0,0 1-1 0 0,0-2 1 0 0,1-2 572 0 0,0 15-634 0 0,-1-7-99 0 0,2 0 0 0 0,0 0 101 0 0,0 0-44 0 0,0 0 1 0 0,0 0-1 0 0,0 0 1 0 0,1 0-1 0 0,-1-1 0 0 0,1 1 1 0 0,-1-1-1 0 0,1 1 1 0 0,0-1-1 0 0,0 0 0 0 0,4 2 1 0 0,-2-2-30 0 0,0-1-1 0 0,0 1 1 0 0,0-1 0 0 0,0 0-1 0 0,0 0 1 0 0,0-1 0 0 0,0 1-1 0 0,1-1 1 0 0,-1 0 0 0 0,0-1-1 0 0,0 1 1 0 0,0-1 0 0 0,0 0-1 0 0,0 0 1 0 0,9-4 0 0 0,-5 1-35 0 0,-1 0 1 0 0,0-1 0 0 0,0 0-1 0 0,0 0 1 0 0,0-1 0 0 0,-1 0 0 0 0,0 0-1 0 0,7-9 1 0 0,1-2 25 0 0,-2 0-1 0 0,0-1 0 0 0,-1-1 1 0 0,-1 0-1 0 0,-1 0 1 0 0,15-41-1 0 0,-16 37 108 0 0,-3 7 551 0 0,-1 0 0 0 0,6-29 1848 0 0,-14 59-2301 0 0,-9 43-263 0 0,3 2 0 0 0,2-1 0 0 0,3 1 0 0 0,3 0 0 0 0,12 116 0 0 0,-10-170-117 0 0,-1-2-11 0 0,0 1-1 0 0,1-1 0 0 0,-1 1 0 0 0,1-1 0 0 0,0 1 0 0 0,0-1 0 0 0,0 1 0 0 0,1-1 0 0 0,-1 0 0 0 0,1 0 1 0 0,0 0-1 0 0,2 3 0 0 0</inkml:trace>
-  <inkml:trace contextRef="#ctx0" brushRef="#br0" timeOffset="1269.84">1107 325 0 0 0,'0'0'3328'0'0,"23"-5"-2580"0"0,10 8-272 0 0,2 5-306 0 0,-13-4-200 0 0,0 1 6 0 0,4-1 4 0 0,1 4 4 0 0,3-14-1954 0 0,4 10-366 0 0</inkml:trace>
+  <inkml:trace contextRef="#ctx0" brushRef="#br0" timeOffset="1269.83">1107 325 0 0 0,'0'0'3328'0'0,"23"-5"-2580"0"0,10 8-272 0 0,2 5-306 0 0,-13-4-200 0 0,0 1 6 0 0,4-1 4 0 0,1 4 4 0 0,3-14-1954 0 0,4 10-366 0 0</inkml:trace>
 </inkml:ink>
 </file>
 
@@ -2847,14 +2915,14 @@
   <inkml:trace contextRef="#ctx0" brushRef="#br0" timeOffset="513.41">401 422 0 0 0,'-3'1'724'0'0,"-13"3"-266"0"0,12-3 52 0 0,1 0-46 0 0,-11 4 3842 0 0,32-33-3456 0 0,-9 18-858 0 0,0 1-1 0 0,1 0 1 0 0,0 1 0 0 0,1 0 0 0 0,0 1-1 0 0,0 0 1 0 0,0 0 0 0 0,1 1 0 0 0,0 1 0 0 0,0 0-1 0 0,0 0 1 0 0,1 1 0 0 0,25-4 0 0 0,-36 8-8 0 0,1 0 1 0 0,-1 0-1 0 0,1 0 1 0 0,-1 0-1 0 0,1 0 1 0 0,-1 0-1 0 0,1 1 1 0 0,-1-1-1 0 0,1 1 1 0 0,-1 0 0 0 0,1 0-1 0 0,-1 0 1 0 0,0 0-1 0 0,1 0 1 0 0,-1 0-1 0 0,0 1 1 0 0,0-1-1 0 0,0 1 1 0 0,0-1-1 0 0,0 1 1 0 0,0 0 0 0 0,-1 0-1 0 0,1 0 1 0 0,0 0-1 0 0,-1 0 1 0 0,0 0-1 0 0,1 0 1 0 0,1 5-1 0 0,1 2-49 0 0,-1 1 0 0 0,0-1 0 0 0,0 1 0 0 0,-1 0-1 0 0,2 18 1 0 0,-3-16-30 0 0,0 1-1 0 0,-1 0 0 0 0,-1-1 1 0 0,0 1-1 0 0,0 0 0 0 0,-1-1 1 0 0,-1 0-1 0 0,0 1 0 0 0,-1-1 1 0 0,-10 22-1 0 0,-3-4-373 0 0,17-30 470 0 0,0 0 0 0 0,0 0 0 0 0,-1 1-1 0 0,1-1 1 0 0,0 0 0 0 0,0 0 0 0 0,0 0 0 0 0,0 0 0 0 0,0 0 0 0 0,0 0-1 0 0,0 1 1 0 0,0-1 0 0 0,0 0 0 0 0,-1 0 0 0 0,1 0 0 0 0,0 0 0 0 0,0 0-1 0 0,0 0 1 0 0,0 0 0 0 0,0 0 0 0 0,0 0 0 0 0,-1 0 0 0 0,1 0-1 0 0,0 0 1 0 0,0 0 0 0 0,0 1 0 0 0,0-1 0 0 0,0 0 0 0 0,-1 0 0 0 0,1 0-1 0 0,0 0 1 0 0,0 0 0 0 0,0-1 0 0 0,0 1 0 0 0,0 0 0 0 0,-1 0-1 0 0,1 0 1 0 0,0 0 0 0 0,0 0 0 0 0,0 0 0 0 0,0 0 0 0 0,0 0 0 0 0,-1 0-1 0 0,1 0 1 0 0,0 0 0 0 0,0 0 0 0 0,0 0 0 0 0,0-1 0 0 0,0 1-1 0 0,0 0 1 0 0,0 0 0 0 0,0-20 203 0 0,3 3-172 0 0,0 0 0 0 0,2-1 1 0 0,0 1-1 0 0,1 1 0 0 0,1-1 0 0 0,14-26 0 0 0,-16 34-35 0 0,1 0 1 0 0,0 0-1 0 0,1 0 0 0 0,0 1 0 0 0,0-1 0 0 0,1 2 0 0 0,0-1 1 0 0,0 1-1 0 0,0 1 0 0 0,1-1 0 0 0,0 1 0 0 0,12-5 0 0 0,-18 10-8 0 0,-2 0-10 0 0,0 1 20 0 0,0 0-1 0 0,0 0 0 0 0,0 0 1 0 0,0 1-1 0 0,1-1 1 0 0,-1 0-1 0 0,0 0 1 0 0,0 0-1 0 0,0 1 0 0 0,0-1 1 0 0,0 1-1 0 0,0-1 1 0 0,0 1-1 0 0,0-1 1 0 0,0 1-1 0 0,0 0 0 0 0,0-1 1 0 0,0 1-1 0 0,1 1 1 0 0,-1 0 1 0 0,0 0-1 0 0,-1 0 1 0 0,1 0 0 0 0,0 0 0 0 0,-1 1 0 0 0,1-1 0 0 0,-1 0 0 0 0,1 0 0 0 0,-1 0 0 0 0,0 1 0 0 0,-1 3 0 0 0,-7 94 69 0 0,5-75-56 0 0,2 15-457 0 0,3-20-572 0 0,-2-20 962 0 0,0 1 0 0 0,0-1 1 0 0,0 0-1 0 0,0 1 0 0 0,0-1 1 0 0,0 1-1 0 0,0-1 0 0 0,0 0 1 0 0,0 1-1 0 0,1-1 0 0 0,-1 0 1 0 0,0 1-1 0 0,0-1 0 0 0,0 0 1 0 0,1 1-1 0 0,-1-1 0 0 0,0 0 0 0 0,0 0 1 0 0,1 1-1 0 0,-1-1 0 0 0,0 0 1 0 0,1 0-1 0 0,-1 1 0 0 0,0-1 1 0 0,1 0-1 0 0,-1 0 0 0 0,0 0 1 0 0,1 0-1 0 0,-1 0 0 0 0,0 1 1 0 0,1-1-1 0 0,-1 0 0 0 0,1 0 0 0 0,-1 0 1 0 0,0 0-1 0 0,1 0 0 0 0,11-7-1463 0 0</inkml:trace>
   <inkml:trace contextRef="#ctx0" brushRef="#br0" timeOffset="721.64">991 308 0 0 0,'14'-12'3087'0'0,"-13"13"-3013"0"0,0-1-1 0 0,0 0 1 0 0,-1 1-1 0 0,1-1 1 0 0,0 1-1 0 0,0-1 1 0 0,0 1-1 0 0,-1-1 1 0 0,1 1-1 0 0,0 0 1 0 0,-1-1 0 0 0,1 1-1 0 0,-1 0 1 0 0,1-1-1 0 0,-1 1 1 0 0,1 0-1 0 0,0 1 1 0 0,5 26 192 0 0,-1 0 0 0 0,-1 0 0 0 0,-1 1 1 0 0,-2 28-1 0 0,-13 120-1817 0 0,12-169 1291 0 0,0-6 95 0 0,0 0 1 0 0,0 0-1 0 0,-1 0 1 0 0,1 0 0 0 0,0 0-1 0 0,-1 0 1 0 0,1 0-1 0 0,-1 0 1 0 0,0 0 0 0 0,1-1-1 0 0,-2 3 1 0 0,-7 9-1468 0 0</inkml:trace>
   <inkml:trace contextRef="#ctx0" brushRef="#br0" timeOffset="1071.76">854 569 0 0 0,'1'-5'363'0'0,"0"0"0"0"0,0 1-1 0 0,1-1 1 0 0,-1 0 0 0 0,1 1 0 0 0,0-1-1 0 0,1 1 1 0 0,-1-1 0 0 0,1 1 0 0 0,-1 0-1 0 0,5-4 1 0 0,-5 6-66 0 0,18-4-32 0 0,22 0-224 0 0,113-22-1702 0 0,-138 24 1459 0 0,-1-1 1 0 0,0-1-1 0 0,0 0 0 0 0,-1-1 1 0 0,0-1-1 0 0,0 0 1 0 0,19-15-1 0 0,8-11 400 0 0,-40 32-100 0 0,3-5 53 0 0,-5 7-99 0 0,0 0-1 0 0,0 0 1 0 0,0 0-1 0 0,0 0 1 0 0,0 0-1 0 0,0-1 0 0 0,0 1 1 0 0,1-1 411 0 0,-1 1-412 0 0,0 0 1 0 0,0 0-1 0 0,0 0 1 0 0,0 0-1 0 0,1 0 1 0 0,-1 0-1 0 0,0 0 1 0 0,0 0-1 0 0,0 0 0 0 0,0-1 1 0 0,0 1-1 0 0,1 0 1 0 0,-1 0-1 0 0,0 0 1 0 0,0 0-1 0 0,0 0 1 0 0,0 0-1 0 0,1 0 1 0 0,-1 0-1 0 0,0 1 0 0 0,0-1 1 0 0,0 0-1 0 0,0 0 1 0 0,0 0-1 0 0,1 0 1 0 0,-1 0-1 0 0,1 1 412 0 0,-1-1-411 0 0,0 0-1 0 0,8 24-48 0 0,-2 1 1 0 0,-1-1-1 0 0,0 1 0 0 0,-2 0 0 0 0,-1 0 0 0 0,-1 0 1 0 0,-1 0-1 0 0,-1 1 0 0 0,-2-1 0 0 0,0 0 1 0 0,-10 35-1 0 0,6-49-990 0 0,-1-17-713 0 0,-3-19 254 0 0,7 7 907 0 0</inkml:trace>
-  <inkml:trace contextRef="#ctx0" brushRef="#br0" timeOffset="1225.68">1289 133 0 0 0,'0'0'3358'0'0,"7"17"-3232"0"0,-3-2-24 0 0,-3 0-20 0 0,3 5-526 0 0,-1-1 86 0 0,2-2 74 0 0,-1 8-950 0 0,2-10 212 0 0</inkml:trace>
+  <inkml:trace contextRef="#ctx0" brushRef="#br0" timeOffset="1225.67">1289 133 0 0 0,'0'0'3358'0'0,"7"17"-3232"0"0,-3-2-24 0 0,-3 0-20 0 0,3 5-526 0 0,-1-1 86 0 0,2-2 74 0 0,-1 8-950 0 0,2-10 212 0 0</inkml:trace>
   <inkml:trace contextRef="#ctx0" brushRef="#br0" timeOffset="1597.52">1416 326 0 0 0,'10'-15'1367'0'0,"3"-2"463"0"0,26-29 0 0 0,-37 45-1541 0 0,29-15 537 0 0,-27 15-801 0 0,-1 1 1 0 0,1-1 0 0 0,0 1 0 0 0,0 1-1 0 0,0-1 1 0 0,-1 0 0 0 0,1 1 0 0 0,4 1-1 0 0,-5-2-14 0 0,2 1-2 0 0,-1-1 0 0 0,0 1 0 0 0,0 0 0 0 0,0 0 0 0 0,0 0 0 0 0,0 0 0 0 0,-1 1 0 0 0,1 0 1 0 0,0 0-1 0 0,0 0 0 0 0,-1 0 0 0 0,0 0 0 0 0,1 1 0 0 0,4 5 0 0 0,-1-2-3 0 0,0 1 0 0 0,-1 0 0 0 0,0 1-1 0 0,-1 0 1 0 0,6 8 0 0 0,-7-7-55 0 0,0 0 0 0 0,-1 0 0 0 0,0 1-1 0 0,-1-1 1 0 0,0 1 0 0 0,0 0 0 0 0,-1-1-1 0 0,0 1 1 0 0,0 0 0 0 0,-2 0 0 0 0,1-1 0 0 0,-1 1-1 0 0,0 0 1 0 0,-1 0 0 0 0,0-1 0 0 0,-1 1-1 0 0,0-1 1 0 0,0 0 0 0 0,-5 10 0 0 0,-2 1-297 0 0,8-14 222 0 0,0-1-1 0 0,0 0 1 0 0,-1 0 0 0 0,0 0-1 0 0,-4 5 1 0 0,5-8-129 0 0,1-1 197 0 0,-1 0 0 0 0,0-1-1 0 0,1 1 1 0 0,-1 0 0 0 0,1-1-1 0 0,-1 1 1 0 0,0-1 0 0 0,1 0 0 0 0,-1 1-1 0 0,0-1 1 0 0,-2 0 0 0 0,2-2 67 0 0,0 0 0 0 0,1 0 0 0 0,-1 0 0 0 0,1 0-1 0 0,-1 0 1 0 0,1-1 0 0 0,0 1 0 0 0,-1-1 0 0 0,1 1 0 0 0,0-1 0 0 0,1 1 0 0 0,-1-1 0 0 0,0 1 0 0 0,1-1 0 0 0,0 0 0 0 0,-1-2 0 0 0,1-1 31 0 0,1-1 1 0 0,-1 1 0 0 0,1 0-1 0 0,0-1 1 0 0,0 1 0 0 0,4-10-1 0 0,1 2 118 0 0,0 1 1 0 0,0-1-1 0 0,1 1 0 0 0,1 0 0 0 0,12-15 0 0 0,-13 19-27 0 0,2 0-1 0 0,-1 0 1 0 0,1 1-1 0 0,0 0 1 0 0,1 0 0 0 0,0 1-1 0 0,0 0 1 0 0,1 1-1 0 0,19-8 1 0 0,-12 7-350 0 0,1 1 0 0 0,0 1 1 0 0,0 0-1 0 0,0 2 0 0 0,22-2 0 0 0,-15 0-1762 0 0,-3 0-737 0 0</inkml:trace>
   <inkml:trace contextRef="#ctx0" brushRef="#br0" timeOffset="2056.93">1995 309 0 0 0,'0'0'2262'0'0,"3"1"-2076"0"0,9 5-33 0 0,-8-4-30 0 0,-1-1-26 0 0,81 22 59 0 0,-80-23-183 0 0,2 0-27 0 0,2 0 65 0 0,1 0-59 0 0,0 0 1 0 0,0-1 0 0 0,0 1-1 0 0,0-2 1 0 0,0 1-1 0 0,-1-1 1 0 0,1-1 0 0 0,0 0-1 0 0,-1 0 1 0 0,1 0 0 0 0,-1-1-1 0 0,0-1 1 0 0,8-5-1 0 0,-14 9 118 0 0,-1 0-1 0 0,1 0 1 0 0,-1 0-1 0 0,0-1 1 0 0,0 1-1 0 0,1 0 1 0 0,-1-1-1 0 0,0 1 0 0 0,0-1 1 0 0,0 1-1 0 0,-1-1 1 0 0,1 1-1 0 0,0-1 1 0 0,0 0-1 0 0,-1 1 1 0 0,1-1-1 0 0,-1 0 1 0 0,0 1-1 0 0,1-1 0 0 0,-1 0 1 0 0,0 0-1 0 0,0 1 1 0 0,0-1-1 0 0,0 0 1 0 0,0 0-1 0 0,-1-2 1 0 0,0 2 20 0 0,0 0 0 0 0,-1 0 0 0 0,1 0 0 0 0,0 0 0 0 0,-1 1-1 0 0,1-1 1 0 0,0 1 0 0 0,-1-1 0 0 0,0 1 0 0 0,1-1 0 0 0,-1 1 0 0 0,0 0 0 0 0,0 0 0 0 0,0 0 0 0 0,0 0 0 0 0,0 0 0 0 0,0 0 0 0 0,0 1 0 0 0,0-1 0 0 0,0 1 0 0 0,0-1 0 0 0,0 1 0 0 0,-3 0 0 0 0,-7-1-70 0 0,1 1 0 0 0,-1 0-1 0 0,0 0 1 0 0,1 2 0 0 0,-1-1 0 0 0,1 1 0 0 0,-1 1 0 0 0,1 0 0 0 0,0 1 0 0 0,0 0-1 0 0,0 1 1 0 0,1 0 0 0 0,-1 0 0 0 0,1 1 0 0 0,0 1 0 0 0,1 0 0 0 0,0 0 0 0 0,-10 10-1 0 0,6-5-103 0 0,1 1-1 0 0,1 0 1 0 0,0 0-1 0 0,1 1 1 0 0,1 1 0 0 0,0 0-1 0 0,1 0 1 0 0,0 0-1 0 0,1 1 1 0 0,1 0-1 0 0,1 1 1 0 0,-4 18-1 0 0,8-32 61 0 0,0 1 1 0 0,0-1-1 0 0,1 1 0 0 0,-1-1 1 0 0,1 1-1 0 0,0-1 0 0 0,0 1 1 0 0,0-1-1 0 0,1 1 0 0 0,-1-1 0 0 0,1 1 1 0 0,0-1-1 0 0,0 0 0 0 0,0 1 1 0 0,0-1-1 0 0,1 0 0 0 0,-1 0 1 0 0,1 0-1 0 0,0 0 0 0 0,0 0 0 0 0,0 0 1 0 0,0 0-1 0 0,0-1 0 0 0,1 1 1 0 0,-1-1-1 0 0,1 0 0 0 0,0 1 1 0 0,-1-1-1 0 0,1 0 0 0 0,0-1 0 0 0,0 1 1 0 0,1 0-1 0 0,-1-1 0 0 0,0 0 1 0 0,0 0-1 0 0,1 0 0 0 0,5 1 0 0 0,11 2-1 0 0,1-1-1 0 0,-1-2 0 0 0,1 0 1 0 0,-1-1-1 0 0,22-2 0 0 0,-35 1 22 0 0,62-1-102 0 0,-40 3-473 0 0,0-2 0 0 0,0-2 0 0 0,0 0-1 0 0,39-11 1 0 0,-33 4-591 0 0</inkml:trace>
   <inkml:trace contextRef="#ctx0" brushRef="#br0" timeOffset="2729.08">2845 430 0 0 0,'0'0'5930'0'0,"7"16"-5794"0"0,-7-8-104 0 0,0 10-5 0 0,0-1 0 0 0,-1 0-1 0 0,-1 0 1 0 0,-7 29 0 0 0,5-24-433 0 0,0 1 0 0 0,1-1 1 0 0,0 39-1 0 0,2-77 284 0 0,-1 1 0 0 0,0-1 1 0 0,-7-21-1 0 0,4 18 58 0 0,-4-36 0 0 0,7 18 91 0 0,3-1-1 0 0,1 1 0 0 0,1 0 0 0 0,3 0 0 0 0,1 0 1 0 0,1 0-1 0 0,2 1 0 0 0,2 1 0 0 0,1 0 0 0 0,18-34 0 0 0,-27 61 3 0 0,0 1-1 0 0,0-1 0 0 0,1 1 0 0 0,0-1 0 0 0,1 1 0 0 0,-1 1 0 0 0,1-1 0 0 0,1 1 0 0 0,-1 0 0 0 0,1 1 0 0 0,0-1 1 0 0,1 1-1 0 0,-1 1 0 0 0,16-8 0 0 0,-20 11-18 0 0,26 19 97 0 0,-23-11-110 0 0,-1 0-1 0 0,0 0 1 0 0,0 0 0 0 0,0 0-1 0 0,-1 1 1 0 0,0 0 0 0 0,-1 0-1 0 0,0 0 1 0 0,0 0 0 0 0,-1 0-1 0 0,0 0 1 0 0,0 1 0 0 0,-1-1-1 0 0,0 1 1 0 0,0 0 0 0 0,-1-1-1 0 0,-1 13 1 0 0,-1-2-5 0 0,0 0 1 0 0,-1 0 0 0 0,-1 0-1 0 0,-1-1 1 0 0,0 1 0 0 0,-14 30-1 0 0,13-38-55 0 0,-1 0-1 0 0,1-1 1 0 0,-2 1 0 0 0,0-2-1 0 0,0 1 1 0 0,0-1 0 0 0,-1 0-1 0 0,-1 0 1 0 0,0-1 0 0 0,0-1-1 0 0,0 1 1 0 0,-18 8-1 0 0,24-14-172 0 0,0-2-79 0 0,3 1 258 0 0,0-1 0 0 0,0 1 0 0 0,0-1 0 0 0,0 0 0 0 0,0 0 0 0 0,0 1 0 0 0,0-1 0 0 0,0 0 0 0 0,0 0 0 0 0,0 0 0 0 0,0 0 0 0 0,0 0 0 0 0,0 0 0 0 0,0-1 0 0 0,0 1 0 0 0,1 0 0 0 0,-1 0 0 0 0,-1-1 0 0 0,1 0-18 0 0,0 0 1 0 0,0-1-1 0 0,1 1 1 0 0,-1 0 0 0 0,0-1-1 0 0,1 1 1 0 0,0 0-1 0 0,-1-1 1 0 0,1 1 0 0 0,0-1-1 0 0,0 1 1 0 0,-1 0-1 0 0,1-1 1 0 0,0 1 0 0 0,0-1-1 0 0,1-1 1 0 0,-1 0-586 0 0</inkml:trace>
   <inkml:trace contextRef="#ctx0" brushRef="#br0" timeOffset="2982.44">3191 356 0 0 0,'0'0'1074'0'0,"2"2"-546"0"0,8 26-152 0 0,0 0 0 0 0,-2 0 0 0 0,0 1 0 0 0,-3 0 0 0 0,0 0 0 0 0,1 42 0 0 0,-6-18-1030 0 0,0-38-1896 0 0</inkml:trace>
   <inkml:trace contextRef="#ctx0" brushRef="#br0" timeOffset="3238.65">3243 72 0 0 0,'0'0'661'0'0,"17"8"317"0"0,3 32-209 0 0,-19-38-645 0 0,0 1 1 0 0,0-1-1 0 0,0 1 1 0 0,-1-1-1 0 0,1 1 1 0 0,-1-1-1 0 0,0 1 1 0 0,0-1-1 0 0,1 1 0 0 0,-2 0 1 0 0,1-1-1 0 0,0 1 1 0 0,0-1-1 0 0,-1 1 1 0 0,1-1-1 0 0,-2 4 0 0 0,-8-16-1206 0 0,61 43-1313 0 0,-33-21 1675 0 0</inkml:trace>
   <inkml:trace contextRef="#ctx0" brushRef="#br0" timeOffset="3773.32">3629 455 0 0 0,'5'-7'5026'0'0,"-14"76"-4824"0"0,4 2-1 0 0,4 79 1 0 0,6-77-619 0 0,-5-69 297 0 0,3 5-288 0 0,-11-130 361 0 0,-7-79 44 0 0,10 151-18 0 0,1 1 0 0 0,5-55 0 0 0,0 80 8 0 0,1 0-1 0 0,2 1 1 0 0,0-1-1 0 0,1 1 1 0 0,2 0-1 0 0,15-37 1 0 0,-21 57 10 0 0,0-1 0 0 0,0 1 1 0 0,0 0-1 0 0,0 0 0 0 0,0 0 1 0 0,1 0-1 0 0,-1 0 0 0 0,1 0 0 0 0,-1 0 1 0 0,1 1-1 0 0,0-1 0 0 0,0 0 1 0 0,0 1-1 0 0,0 0 0 0 0,0-1 0 0 0,0 1 1 0 0,0 0-1 0 0,0 0 0 0 0,0 0 1 0 0,1 0-1 0 0,-1 0 0 0 0,0 1 1 0 0,1-1-1 0 0,-1 1 0 0 0,0-1 0 0 0,1 1 1 0 0,-1 0-1 0 0,4 0 0 0 0,-3 1 1 0 0,1 0 1 0 0,-1 0-1 0 0,0 0 0 0 0,1 1 0 0 0,-1-1 0 0 0,0 1 1 0 0,0 0-1 0 0,0-1 0 0 0,0 1 0 0 0,0 1 1 0 0,-1-1-1 0 0,1 0 0 0 0,-1 1 0 0 0,1-1 0 0 0,-1 1 1 0 0,0 0-1 0 0,0 0 0 0 0,3 6 0 0 0,1 0 2 0 0,-1 1 1 0 0,-1-1-1 0 0,0 1 0 0 0,0 0 1 0 0,-1 1-1 0 0,0-1 0 0 0,-1 0 1 0 0,0 1-1 0 0,0 0 0 0 0,-2-1 0 0 0,1 1 1 0 0,-2 12-1 0 0,0-15-6 0 0,0 0 1 0 0,-1 0-1 0 0,0 0 0 0 0,-1-1 0 0 0,0 1 0 0 0,0 0 1 0 0,0-1-1 0 0,-1 0 0 0 0,0 1 0 0 0,-1-2 1 0 0,1 1-1 0 0,-1 0 0 0 0,-1-1 0 0 0,1 0 1 0 0,-1 0-1 0 0,-9 7 0 0 0,8-7-273 0 0,0 0 1 0 0,-1-1-1 0 0,1 0 0 0 0,-1 0 1 0 0,0 0-1 0 0,-1-1 0 0 0,1 0 0 0 0,-1-1 1 0 0,1 0-1 0 0,-16 3 0 0 0,20-6-601 0 0</inkml:trace>
-  <inkml:trace contextRef="#ctx0" brushRef="#br0" timeOffset="4212.93">3945 381 0 0 0,'0'0'2426'0'0,"-3"1"-1979"0"0,-10 1-80 0 0,10-1 654 0 0,3 29-664 0 0,2-27-366 0 0,-1-1-1 0 0,1 1 1 0 0,0-1 0 0 0,0 0-1 0 0,1 1 1 0 0,-1-1-1 0 0,0 0 1 0 0,1-1 0 0 0,-1 1-1 0 0,1 0 1 0 0,-1-1 0 0 0,1 1-1 0 0,0-1 1 0 0,0 0-1 0 0,0 0 1 0 0,0 0 0 0 0,0 0-1 0 0,0 0 1 0 0,0-1 0 0 0,5 1-1 0 0,5-2-65 0 0,0 0-1 0 0,-1-1 1 0 0,0 0 0 0 0,1-1-1 0 0,-1-1 1 0 0,0 0-1 0 0,-1-1 1 0 0,1 0 0 0 0,-1 0-1 0 0,0-1 1 0 0,19-14-1 0 0,-28 18 153 0 0,0 0-1 0 0,0 0 1 0 0,0 0-1 0 0,0-1 0 0 0,-1 1 1 0 0,1 0-1 0 0,-1-1 1 0 0,0 1-1 0 0,0-1 0 0 0,0 1 1 0 0,0-1-1 0 0,0 1 1 0 0,0-1-1 0 0,-1 0 0 0 0,1 1 1 0 0,-1-1-1 0 0,0 0 1 0 0,0 0-1 0 0,0-5 0 0 0,-1 6 483 0 0,1 2-552 0 0,0 0 0 0 0,0 0 0 0 0,-1 0 0 0 0,1 0 0 0 0,0 0-1 0 0,0-1 1 0 0,-1 1 0 0 0,1 0 0 0 0,0 0 0 0 0,0 0 0 0 0,0 0 0 0 0,-1 0 0 0 0,1-1 0 0 0,0 1 0 0 0,0 0 0 0 0,0 0 0 0 0,-1 0 0 0 0,1-1 0 0 0,0 1 0 0 0,0 0 0 0 0,0 0 0 0 0,0 0 0 0 0,0-1-1 0 0,0 1 1 0 0,0 0 0 0 0,-1 0 0 0 0,1-1 0 0 0,0 1 0 0 0,0 0 0 0 0,0 0 0 0 0,0-1 0 0 0,0 1 0 0 0,0 0 0 0 0,0-1 0 0 0,0 0 2 0 0,0 1 1 0 0,0-1-1 0 0,0 1 0 0 0,0-1 1 0 0,0 1-1 0 0,0-1 1 0 0,0 1-1 0 0,-1-1 0 0 0,1 1 1 0 0,0-1-1 0 0,0 1 1 0 0,0-1-1 0 0,-1 1 0 0 0,1-1 1 0 0,0 1-1 0 0,-1 0 1 0 0,1-1-1 0 0,0 1 0 0 0,-1 0 1 0 0,1-1-1 0 0,-1 1 1 0 0,1 0-1 0 0,-1-1 0 0 0,1 1 1 0 0,0 0-1 0 0,-1 0 0 0 0,1-1 1 0 0,-1 1-1 0 0,1 0 1 0 0,-1 0-1 0 0,0 0 0 0 0,0 0 1 0 0,-12-2 8 0 0,0 1 0 0 0,-1 1 0 0 0,1 1 0 0 0,0 0-1 0 0,0 0 1 0 0,0 1 0 0 0,0 1 0 0 0,0 0 0 0 0,0 1 0 0 0,0 1 0 0 0,1 0 0 0 0,0 0 0 0 0,0 1 0 0 0,1 0 0 0 0,-1 1-1 0 0,1 1 1 0 0,1 0 0 0 0,-17 16 0 0 0,18-16-9 0 0,2 1 0 0 0,-1 0 0 0 0,1 1 0 0 0,1-1 0 0 0,-1 1 0 0 0,2 1 0 0 0,-1-1 0 0 0,-6 22 0 0 0,10-25-8 0 0,0-1 0 0 0,0 1 0 0 0,1 0 0 0 0,0 0 0 0 0,0 0 0 0 0,1 0 0 0 0,0 0-1 0 0,0 0 1 0 0,0 0 0 0 0,1-1 0 0 0,0 1 0 0 0,1 0 0 0 0,0 0 0 0 0,0-1 0 0 0,0 1 0 0 0,4 6 0 0 0,-4-10-3 0 0,0 1-1 0 0,1-1 0 0 0,-1 0 1 0 0,1 1-1 0 0,0-1 1 0 0,0-1-1 0 0,0 1 0 0 0,0 0 1 0 0,1-1-1 0 0,-1 0 0 0 0,1 0 1 0 0,6 3-1 0 0,-2-2-14 0 0,31 12-97 0 0,-16-16-31 0 0,-13-1 82 0 0,2 0-185 0 0,-1-1 0 0 0,0 0 0 0 0,-1-1 0 0 0,1 0 0 0 0,-1 0 0 0 0,1-1 0 0 0,-2-1 0 0 0,18-11 0 0 0,-9 3-494 0 0,0-1-1 0 0,-2-1 1 0 0,26-29 0 0 0,-18 18 49 0 0</inkml:trace>
+  <inkml:trace contextRef="#ctx0" brushRef="#br0" timeOffset="4212.92">3945 381 0 0 0,'0'0'2426'0'0,"-3"1"-1979"0"0,-10 1-80 0 0,10-1 654 0 0,3 29-664 0 0,2-27-366 0 0,-1-1-1 0 0,1 1 1 0 0,0-1 0 0 0,0 0-1 0 0,1 1 1 0 0,-1-1-1 0 0,0 0 1 0 0,1-1 0 0 0,-1 1-1 0 0,1 0 1 0 0,-1-1 0 0 0,1 1-1 0 0,0-1 1 0 0,0 0-1 0 0,0 0 1 0 0,0 0 0 0 0,0 0-1 0 0,0 0 1 0 0,0-1 0 0 0,5 1-1 0 0,5-2-65 0 0,0 0-1 0 0,-1-1 1 0 0,0 0 0 0 0,1-1-1 0 0,-1-1 1 0 0,0 0-1 0 0,-1-1 1 0 0,1 0 0 0 0,-1 0-1 0 0,0-1 1 0 0,19-14-1 0 0,-28 18 153 0 0,0 0-1 0 0,0 0 1 0 0,0 0-1 0 0,0-1 0 0 0,-1 1 1 0 0,1 0-1 0 0,-1-1 1 0 0,0 1-1 0 0,0-1 0 0 0,0 1 1 0 0,0-1-1 0 0,0 1 1 0 0,0-1-1 0 0,-1 0 0 0 0,1 1 1 0 0,-1-1-1 0 0,0 0 1 0 0,0 0-1 0 0,0-5 0 0 0,-1 6 483 0 0,1 2-552 0 0,0 0 0 0 0,0 0 0 0 0,-1 0 0 0 0,1 0 0 0 0,0 0-1 0 0,0-1 1 0 0,-1 1 0 0 0,1 0 0 0 0,0 0 0 0 0,0 0 0 0 0,0 0 0 0 0,-1 0 0 0 0,1-1 0 0 0,0 1 0 0 0,0 0 0 0 0,0 0 0 0 0,-1 0 0 0 0,1-1 0 0 0,0 1 0 0 0,0 0 0 0 0,0 0 0 0 0,0 0 0 0 0,0-1-1 0 0,0 1 1 0 0,0 0 0 0 0,-1 0 0 0 0,1-1 0 0 0,0 1 0 0 0,0 0 0 0 0,0 0 0 0 0,0-1 0 0 0,0 1 0 0 0,0 0 0 0 0,0-1 0 0 0,0 0 2 0 0,0 1 1 0 0,0-1-1 0 0,0 1 0 0 0,0-1 1 0 0,0 1-1 0 0,0-1 1 0 0,0 1-1 0 0,-1-1 0 0 0,1 1 1 0 0,0-1-1 0 0,0 1 1 0 0,0-1-1 0 0,-1 1 0 0 0,1-1 1 0 0,0 1-1 0 0,-1 0 1 0 0,1-1-1 0 0,0 1 0 0 0,-1 0 1 0 0,1-1-1 0 0,-1 1 1 0 0,1 0-1 0 0,-1-1 0 0 0,1 1 1 0 0,0 0-1 0 0,-1 0 0 0 0,1-1 1 0 0,-1 1-1 0 0,1 0 1 0 0,-1 0-1 0 0,0 0 0 0 0,0 0 1 0 0,-12-2 8 0 0,0 1 0 0 0,-1 1 0 0 0,1 1 0 0 0,0 0-1 0 0,0 0 1 0 0,0 1 0 0 0,0 1 0 0 0,0 0 0 0 0,0 1 0 0 0,0 1 0 0 0,1 0 0 0 0,0 0 0 0 0,0 1 0 0 0,1 0 0 0 0,-1 1-1 0 0,1 1 1 0 0,1 0 0 0 0,-17 16 0 0 0,18-16-9 0 0,2 1 0 0 0,-1 0 0 0 0,1 1 0 0 0,1-1 0 0 0,-1 1 0 0 0,2 1 0 0 0,-1-1 0 0 0,-6 22 0 0 0,10-25-8 0 0,0-1 0 0 0,0 1 0 0 0,1 0 0 0 0,0 0 0 0 0,0 0 0 0 0,1 0 0 0 0,0 0-1 0 0,0 0 1 0 0,0 0 0 0 0,1-1 0 0 0,0 1 0 0 0,1 0 0 0 0,0 0 0 0 0,0-1 0 0 0,0 1 0 0 0,4 6 0 0 0,-4-10-3 0 0,0 1-1 0 0,1-1 0 0 0,-1 0 1 0 0,1 1-1 0 0,0-1 1 0 0,0-1-1 0 0,0 1 0 0 0,0 0 1 0 0,1-1-1 0 0,-1 0 0 0 0,1 0 1 0 0,6 3-1 0 0,-2-2-14 0 0,31 12-97 0 0,-16-16-31 0 0,-13-1 82 0 0,2 0-185 0 0,-1-1 0 0 0,0 0 0 0 0,-1-1 0 0 0,1 0 0 0 0,-1 0 0 0 0,1-1 0 0 0,-2-1 0 0 0,18-11 0 0 0,-9 3-494 0 0,0-1-1 0 0,-2-1 1 0 0,26-29 0 0 0,-18 18 49 0 0</inkml:trace>
   <inkml:trace contextRef="#ctx0" brushRef="#br0" timeOffset="4431.55">4346 133 0 0 0,'0'0'1356'0'0,"-3"17"472"0"0,3 123-7 0 0,-1-28-1202 0 0,1-89-507 0 0,-2 0 1 0 0,-9 41-1 0 0,-1 21 99 0 0,11-69-156 0 0,-1 4-188 0 0,2 0 0 0 0,0 0 0 0 0,4 35 0 0 0,-4-53 35 0 0,1-1 1 0 0,-1 1-1 0 0,0-1 1 0 0,0 1 0 0 0,1-1-1 0 0,-1 1 1 0 0,1-1 0 0 0,-1 0-1 0 0,1 1 1 0 0,0-1 0 0 0,0 1-1 0 0,-1-1 1 0 0,1 0 0 0 0,0 0-1 0 0,0 0 1 0 0,0 1 0 0 0,1-1-1 0 0,-1 0 1 0 0,0 0 0 0 0,0 0-1 0 0,0-1 1 0 0,1 1 0 0 0,-1 0-1 0 0,0 0 1 0 0,1-1 0 0 0,-1 1-1 0 0,1-1 1 0 0,-1 1-1 0 0,1-1 1 0 0,-1 0 0 0 0,1 1-1 0 0,-1-1 1 0 0,1 0 0 0 0,-1 0-1 0 0,1 0 1 0 0,1 0 0 0 0</inkml:trace>
   <inkml:trace contextRef="#ctx0" brushRef="#br0" timeOffset="4617.92">4516 350 0 0 0,'0'0'66'0'0,"0"0"-1"0"0,1-1 1 0 0,-1 1 0 0 0,0 0 0 0 0,0 0 131 0 0,0 0-132 0 0,1-1 1 0 0,-1 1 0 0 0,0 0 0 0 0,0 0-1 0 0,0 0 1 0 0,0 0 0 0 0,1 0 0 0 0,-1 0-1 0 0,0 0 1 0 0,0 0 0 0 0,0 0-1 0 0,1-1 1 0 0,-1 1 0 0 0,0 0 0 0 0,0 0-1 0 0,0 0 1 0 0,1 0 0 0 0,-1 0-1 0 0,0 0 1 0 0,0 0 0 0 0,0 0 0 0 0,1 1-1 0 0,-1-1 1 0 0,0 0 0 0 0,0 0-1 0 0,0 0 1 0 0,1 0 0 0 0,-1 0 0 0 0,0 0-1 0 0,0 0 1 0 0,0 0 0 0 0,0 0 0 0 0,1 1 131 0 0,-1-1-132 0 0,0 0 1 0 0,0 0 0 0 0,0 0 0 0 0,1 1-1 0 0,-1-1 1 0 0,0 0 0 0 0,0 0-1 0 0,0 0 1 0 0,0 1 0 0 0,0-1 0 0 0,0 0-1 0 0,0 0 1 0 0,0 0 0 0 0,0 1-1 0 0,0-1 1 0 0,7 25 1029 0 0,-2 43-287 0 0,-7-9-929 0 0,-12 93 1 0 0,13-148-508 0 0</inkml:trace>
   <inkml:trace contextRef="#ctx0" brushRef="#br0" timeOffset="4798.65">4547 105 0 0 0,'0'0'1252'0'0,"7"-15"662"0"0,13 25-1500 0 0,-10 10-266 0 0,-7-3-360 0 0,2 0 42 0 0,-1 2 36 0 0,-1 0 24 0 0,2-6-1232 0 0,2 2-92 0 0</inkml:trace>
